--- a/Documentación/Documentacion del Reto.docx
+++ b/Documentación/Documentacion del Reto.docx
@@ -10,6 +10,8 @@
           <w:szCs w:val="48"/>
         </w:rPr>
       </w:pPr>
+      <w:bookmarkStart w:id="0" w:name="_top"/>
+      <w:bookmarkEnd w:id="0"/>
       <w:r>
         <w:rPr>
           <w:noProof/>
@@ -359,14 +361,19 @@
     <w:p/>
     <w:p>
       <w:pPr>
+        <w:pStyle w:val="Ttulo1"/>
         <w:jc w:val="center"/>
         <w:rPr>
+          <w:color w:val="auto"/>
           <w:sz w:val="36"/>
           <w:szCs w:val="36"/>
         </w:rPr>
       </w:pPr>
-      <w:r>
-        <w:rPr>
+      <w:bookmarkStart w:id="1" w:name="_INDICE"/>
+      <w:bookmarkEnd w:id="1"/>
+      <w:r>
+        <w:rPr>
+          <w:color w:val="auto"/>
           <w:sz w:val="36"/>
           <w:szCs w:val="36"/>
         </w:rPr>
@@ -386,10 +393,12 @@
           <w:pPr>
             <w:pStyle w:val="TDC1"/>
             <w:tabs>
-              <w:tab w:val="right" w:leader="dot" w:pos="8490"/>
+              <w:tab w:val="right" w:leader="dot" w:pos="8494"/>
             </w:tabs>
             <w:rPr>
-              <w:rStyle w:val="Hipervnculo"/>
+              <w:rFonts w:eastAsiaTheme="minorEastAsia"/>
+              <w:noProof/>
+              <w:lang w:eastAsia="es-ES"/>
             </w:rPr>
           </w:pPr>
           <w:r>
@@ -401,32 +410,60 @@
           <w:r>
             <w:fldChar w:fldCharType="separate"/>
           </w:r>
-          <w:hyperlink w:anchor="_Toc1805543936">
+          <w:hyperlink w:anchor="_Toc229666903" w:history="1">
             <w:r>
               <w:rPr>
                 <w:rStyle w:val="Hipervnculo"/>
+                <w:noProof/>
               </w:rPr>
               <w:t>Diagrama de arquitectura de red.</w:t>
             </w:r>
             <w:r>
+              <w:rPr>
+                <w:noProof/>
+                <w:webHidden/>
+              </w:rPr>
               <w:tab/>
             </w:r>
             <w:r>
+              <w:rPr>
+                <w:noProof/>
+                <w:webHidden/>
+              </w:rPr>
               <w:fldChar w:fldCharType="begin"/>
             </w:r>
             <w:r>
-              <w:instrText>PAGEREF _Toc1805543936 \h</w:instrText>
-            </w:r>
-            <w:r>
+              <w:rPr>
+                <w:noProof/>
+                <w:webHidden/>
+              </w:rPr>
+              <w:instrText xml:space="preserve"> PAGEREF _Toc229666903 \h </w:instrText>
+            </w:r>
+            <w:r>
+              <w:rPr>
+                <w:noProof/>
+                <w:webHidden/>
+              </w:rPr>
+            </w:r>
+            <w:r>
+              <w:rPr>
+                <w:noProof/>
+                <w:webHidden/>
+              </w:rPr>
               <w:fldChar w:fldCharType="separate"/>
             </w:r>
             <w:r>
               <w:rPr>
-                <w:rStyle w:val="Hipervnculo"/>
-              </w:rPr>
-              <w:t>2</w:t>
-            </w:r>
-            <w:r>
+                <w:noProof/>
+                <w:webHidden/>
+              </w:rPr>
+              <w:t>3</w:t>
+            </w:r>
+            <w:r>
+              <w:rPr>
+                <w:noProof/>
+                <w:webHidden/>
+              </w:rPr>
               <w:fldChar w:fldCharType="end"/>
             </w:r>
           </w:hyperlink>
@@ -435,38 +472,68 @@
           <w:pPr>
             <w:pStyle w:val="TDC1"/>
             <w:tabs>
-              <w:tab w:val="right" w:leader="dot" w:pos="8490"/>
+              <w:tab w:val="right" w:leader="dot" w:pos="8494"/>
             </w:tabs>
             <w:rPr>
-              <w:rStyle w:val="Hipervnculo"/>
+              <w:rFonts w:eastAsiaTheme="minorEastAsia"/>
+              <w:noProof/>
+              <w:lang w:eastAsia="es-ES"/>
             </w:rPr>
           </w:pPr>
-          <w:hyperlink w:anchor="_Toc545988494">
+          <w:hyperlink w:anchor="_Toc229666904" w:history="1">
             <w:r>
               <w:rPr>
                 <w:rStyle w:val="Hipervnculo"/>
+                <w:noProof/>
               </w:rPr>
               <w:t>Comparativa de tecnologías probadas.</w:t>
             </w:r>
             <w:r>
+              <w:rPr>
+                <w:noProof/>
+                <w:webHidden/>
+              </w:rPr>
               <w:tab/>
             </w:r>
             <w:r>
+              <w:rPr>
+                <w:noProof/>
+                <w:webHidden/>
+              </w:rPr>
               <w:fldChar w:fldCharType="begin"/>
             </w:r>
             <w:r>
-              <w:instrText>PAGEREF _Toc545988494 \h</w:instrText>
-            </w:r>
-            <w:r>
+              <w:rPr>
+                <w:noProof/>
+                <w:webHidden/>
+              </w:rPr>
+              <w:instrText xml:space="preserve"> PAGEREF _Toc229666904 \h </w:instrText>
+            </w:r>
+            <w:r>
+              <w:rPr>
+                <w:noProof/>
+                <w:webHidden/>
+              </w:rPr>
+            </w:r>
+            <w:r>
+              <w:rPr>
+                <w:noProof/>
+                <w:webHidden/>
+              </w:rPr>
               <w:fldChar w:fldCharType="separate"/>
             </w:r>
             <w:r>
               <w:rPr>
-                <w:rStyle w:val="Hipervnculo"/>
-              </w:rPr>
-              <w:t>3</w:t>
-            </w:r>
-            <w:r>
+                <w:noProof/>
+                <w:webHidden/>
+              </w:rPr>
+              <w:t>4</w:t>
+            </w:r>
+            <w:r>
+              <w:rPr>
+                <w:noProof/>
+                <w:webHidden/>
+              </w:rPr>
               <w:fldChar w:fldCharType="end"/>
             </w:r>
           </w:hyperlink>
@@ -475,38 +542,68 @@
           <w:pPr>
             <w:pStyle w:val="TDC3"/>
             <w:tabs>
-              <w:tab w:val="right" w:leader="dot" w:pos="8490"/>
+              <w:tab w:val="right" w:leader="dot" w:pos="8494"/>
             </w:tabs>
             <w:rPr>
-              <w:rStyle w:val="Hipervnculo"/>
+              <w:rFonts w:eastAsiaTheme="minorEastAsia"/>
+              <w:noProof/>
+              <w:lang w:eastAsia="es-ES"/>
             </w:rPr>
           </w:pPr>
-          <w:hyperlink w:anchor="_Toc1443611867">
+          <w:hyperlink w:anchor="_Toc229666905" w:history="1">
             <w:r>
               <w:rPr>
                 <w:rStyle w:val="Hipervnculo"/>
+                <w:noProof/>
               </w:rPr>
               <w:t>Nuestra elección:</w:t>
             </w:r>
             <w:r>
+              <w:rPr>
+                <w:noProof/>
+                <w:webHidden/>
+              </w:rPr>
               <w:tab/>
             </w:r>
             <w:r>
+              <w:rPr>
+                <w:noProof/>
+                <w:webHidden/>
+              </w:rPr>
               <w:fldChar w:fldCharType="begin"/>
             </w:r>
             <w:r>
-              <w:instrText>PAGEREF _Toc1443611867 \h</w:instrText>
-            </w:r>
-            <w:r>
+              <w:rPr>
+                <w:noProof/>
+                <w:webHidden/>
+              </w:rPr>
+              <w:instrText xml:space="preserve"> PAGEREF _Toc229666905 \h </w:instrText>
+            </w:r>
+            <w:r>
+              <w:rPr>
+                <w:noProof/>
+                <w:webHidden/>
+              </w:rPr>
+            </w:r>
+            <w:r>
+              <w:rPr>
+                <w:noProof/>
+                <w:webHidden/>
+              </w:rPr>
               <w:fldChar w:fldCharType="separate"/>
             </w:r>
             <w:r>
               <w:rPr>
-                <w:rStyle w:val="Hipervnculo"/>
+                <w:noProof/>
+                <w:webHidden/>
               </w:rPr>
               <w:t>5</w:t>
             </w:r>
             <w:r>
+              <w:rPr>
+                <w:noProof/>
+                <w:webHidden/>
+              </w:rPr>
               <w:fldChar w:fldCharType="end"/>
             </w:r>
           </w:hyperlink>
@@ -515,38 +612,68 @@
           <w:pPr>
             <w:pStyle w:val="TDC1"/>
             <w:tabs>
-              <w:tab w:val="right" w:leader="dot" w:pos="8490"/>
+              <w:tab w:val="right" w:leader="dot" w:pos="8494"/>
             </w:tabs>
             <w:rPr>
-              <w:rStyle w:val="Hipervnculo"/>
+              <w:rFonts w:eastAsiaTheme="minorEastAsia"/>
+              <w:noProof/>
+              <w:lang w:eastAsia="es-ES"/>
             </w:rPr>
           </w:pPr>
-          <w:hyperlink w:anchor="_Toc1256546587">
+          <w:hyperlink w:anchor="_Toc229666906" w:history="1">
             <w:r>
               <w:rPr>
                 <w:rStyle w:val="Hipervnculo"/>
+                <w:noProof/>
               </w:rPr>
               <w:t>MV1. Servidor de datos.</w:t>
             </w:r>
             <w:r>
+              <w:rPr>
+                <w:noProof/>
+                <w:webHidden/>
+              </w:rPr>
               <w:tab/>
             </w:r>
             <w:r>
+              <w:rPr>
+                <w:noProof/>
+                <w:webHidden/>
+              </w:rPr>
               <w:fldChar w:fldCharType="begin"/>
             </w:r>
             <w:r>
-              <w:instrText>PAGEREF _Toc1256546587 \h</w:instrText>
-            </w:r>
-            <w:r>
+              <w:rPr>
+                <w:noProof/>
+                <w:webHidden/>
+              </w:rPr>
+              <w:instrText xml:space="preserve"> PAGEREF _Toc229666906 \h </w:instrText>
+            </w:r>
+            <w:r>
+              <w:rPr>
+                <w:noProof/>
+                <w:webHidden/>
+              </w:rPr>
+            </w:r>
+            <w:r>
+              <w:rPr>
+                <w:noProof/>
+                <w:webHidden/>
+              </w:rPr>
               <w:fldChar w:fldCharType="separate"/>
             </w:r>
             <w:r>
               <w:rPr>
-                <w:rStyle w:val="Hipervnculo"/>
-              </w:rPr>
-              <w:t>5</w:t>
-            </w:r>
-            <w:r>
+                <w:noProof/>
+                <w:webHidden/>
+              </w:rPr>
+              <w:t>6</w:t>
+            </w:r>
+            <w:r>
+              <w:rPr>
+                <w:noProof/>
+                <w:webHidden/>
+              </w:rPr>
               <w:fldChar w:fldCharType="end"/>
             </w:r>
           </w:hyperlink>
@@ -555,38 +682,68 @@
           <w:pPr>
             <w:pStyle w:val="TDC2"/>
             <w:tabs>
-              <w:tab w:val="right" w:leader="dot" w:pos="8490"/>
+              <w:tab w:val="right" w:leader="dot" w:pos="8494"/>
             </w:tabs>
             <w:rPr>
-              <w:rStyle w:val="Hipervnculo"/>
+              <w:rFonts w:eastAsiaTheme="minorEastAsia"/>
+              <w:noProof/>
+              <w:lang w:eastAsia="es-ES"/>
             </w:rPr>
           </w:pPr>
-          <w:hyperlink w:anchor="_Toc1998526401">
+          <w:hyperlink w:anchor="_Toc229666907" w:history="1">
             <w:r>
               <w:rPr>
                 <w:rStyle w:val="Hipervnculo"/>
+                <w:noProof/>
               </w:rPr>
               <w:t>1.1. Instalación de Ubuntu Server.</w:t>
             </w:r>
             <w:r>
+              <w:rPr>
+                <w:noProof/>
+                <w:webHidden/>
+              </w:rPr>
               <w:tab/>
             </w:r>
             <w:r>
+              <w:rPr>
+                <w:noProof/>
+                <w:webHidden/>
+              </w:rPr>
               <w:fldChar w:fldCharType="begin"/>
             </w:r>
             <w:r>
-              <w:instrText>PAGEREF _Toc1998526401 \h</w:instrText>
-            </w:r>
-            <w:r>
+              <w:rPr>
+                <w:noProof/>
+                <w:webHidden/>
+              </w:rPr>
+              <w:instrText xml:space="preserve"> PAGEREF _Toc229666907 \h </w:instrText>
+            </w:r>
+            <w:r>
+              <w:rPr>
+                <w:noProof/>
+                <w:webHidden/>
+              </w:rPr>
+            </w:r>
+            <w:r>
+              <w:rPr>
+                <w:noProof/>
+                <w:webHidden/>
+              </w:rPr>
               <w:fldChar w:fldCharType="separate"/>
             </w:r>
             <w:r>
               <w:rPr>
-                <w:rStyle w:val="Hipervnculo"/>
+                <w:noProof/>
+                <w:webHidden/>
               </w:rPr>
               <w:t>6</w:t>
             </w:r>
             <w:r>
+              <w:rPr>
+                <w:noProof/>
+                <w:webHidden/>
+              </w:rPr>
               <w:fldChar w:fldCharType="end"/>
             </w:r>
           </w:hyperlink>
@@ -595,38 +752,68 @@
           <w:pPr>
             <w:pStyle w:val="TDC2"/>
             <w:tabs>
-              <w:tab w:val="right" w:leader="dot" w:pos="8490"/>
+              <w:tab w:val="right" w:leader="dot" w:pos="8494"/>
             </w:tabs>
             <w:rPr>
-              <w:rStyle w:val="Hipervnculo"/>
+              <w:rFonts w:eastAsiaTheme="minorEastAsia"/>
+              <w:noProof/>
+              <w:lang w:eastAsia="es-ES"/>
             </w:rPr>
           </w:pPr>
-          <w:hyperlink w:anchor="_Toc1499203332">
+          <w:hyperlink w:anchor="_Toc229666908" w:history="1">
             <w:r>
               <w:rPr>
                 <w:rStyle w:val="Hipervnculo"/>
+                <w:noProof/>
               </w:rPr>
               <w:t>1.2. Instalación de MySQL.</w:t>
             </w:r>
             <w:r>
+              <w:rPr>
+                <w:noProof/>
+                <w:webHidden/>
+              </w:rPr>
               <w:tab/>
             </w:r>
             <w:r>
+              <w:rPr>
+                <w:noProof/>
+                <w:webHidden/>
+              </w:rPr>
               <w:fldChar w:fldCharType="begin"/>
             </w:r>
             <w:r>
-              <w:instrText>PAGEREF _Toc1499203332 \h</w:instrText>
-            </w:r>
-            <w:r>
+              <w:rPr>
+                <w:noProof/>
+                <w:webHidden/>
+              </w:rPr>
+              <w:instrText xml:space="preserve"> PAGEREF _Toc229666908 \h </w:instrText>
+            </w:r>
+            <w:r>
+              <w:rPr>
+                <w:noProof/>
+                <w:webHidden/>
+              </w:rPr>
+            </w:r>
+            <w:r>
+              <w:rPr>
+                <w:noProof/>
+                <w:webHidden/>
+              </w:rPr>
               <w:fldChar w:fldCharType="separate"/>
             </w:r>
             <w:r>
               <w:rPr>
-                <w:rStyle w:val="Hipervnculo"/>
-              </w:rPr>
-              <w:t>8</w:t>
-            </w:r>
-            <w:r>
+                <w:noProof/>
+                <w:webHidden/>
+              </w:rPr>
+              <w:t>9</w:t>
+            </w:r>
+            <w:r>
+              <w:rPr>
+                <w:noProof/>
+                <w:webHidden/>
+              </w:rPr>
               <w:fldChar w:fldCharType="end"/>
             </w:r>
           </w:hyperlink>
@@ -635,38 +822,138 @@
           <w:pPr>
             <w:pStyle w:val="TDC2"/>
             <w:tabs>
-              <w:tab w:val="right" w:leader="dot" w:pos="8490"/>
+              <w:tab w:val="right" w:leader="dot" w:pos="8494"/>
             </w:tabs>
             <w:rPr>
-              <w:rStyle w:val="Hipervnculo"/>
+              <w:rFonts w:eastAsiaTheme="minorEastAsia"/>
+              <w:noProof/>
+              <w:lang w:eastAsia="es-ES"/>
             </w:rPr>
           </w:pPr>
-          <w:hyperlink w:anchor="_Toc1485882309">
+          <w:hyperlink w:anchor="_Toc229666909" w:history="1">
             <w:r>
               <w:rPr>
                 <w:rStyle w:val="Hipervnculo"/>
+                <w:noProof/>
               </w:rPr>
               <w:t>1.3. Configuración del firewall.</w:t>
             </w:r>
             <w:r>
+              <w:rPr>
+                <w:noProof/>
+                <w:webHidden/>
+              </w:rPr>
               <w:tab/>
             </w:r>
             <w:r>
+              <w:rPr>
+                <w:noProof/>
+                <w:webHidden/>
+              </w:rPr>
               <w:fldChar w:fldCharType="begin"/>
             </w:r>
             <w:r>
-              <w:instrText>PAGEREF _Toc1485882309 \h</w:instrText>
-            </w:r>
-            <w:r>
+              <w:rPr>
+                <w:noProof/>
+                <w:webHidden/>
+              </w:rPr>
+              <w:instrText xml:space="preserve"> PAGEREF _Toc229666909 \h </w:instrText>
+            </w:r>
+            <w:r>
+              <w:rPr>
+                <w:noProof/>
+                <w:webHidden/>
+              </w:rPr>
+            </w:r>
+            <w:r>
+              <w:rPr>
+                <w:noProof/>
+                <w:webHidden/>
+              </w:rPr>
               <w:fldChar w:fldCharType="separate"/>
             </w:r>
             <w:r>
               <w:rPr>
+                <w:noProof/>
+                <w:webHidden/>
+              </w:rPr>
+              <w:t>10</w:t>
+            </w:r>
+            <w:r>
+              <w:rPr>
+                <w:noProof/>
+                <w:webHidden/>
+              </w:rPr>
+              <w:fldChar w:fldCharType="end"/>
+            </w:r>
+          </w:hyperlink>
+        </w:p>
+        <w:p>
+          <w:pPr>
+            <w:pStyle w:val="TDC2"/>
+            <w:tabs>
+              <w:tab w:val="right" w:leader="dot" w:pos="8494"/>
+            </w:tabs>
+            <w:rPr>
+              <w:rFonts w:eastAsiaTheme="minorEastAsia"/>
+              <w:noProof/>
+              <w:lang w:eastAsia="es-ES"/>
+            </w:rPr>
+          </w:pPr>
+          <w:hyperlink w:anchor="_Toc229666910" w:history="1">
+            <w:r>
+              <w:rPr>
                 <w:rStyle w:val="Hipervnculo"/>
-              </w:rPr>
-              <w:t>9</w:t>
-            </w:r>
-            <w:r>
+                <w:noProof/>
+              </w:rPr>
+              <w:t>1.4. Configuración de MySQL.</w:t>
+            </w:r>
+            <w:r>
+              <w:rPr>
+                <w:noProof/>
+                <w:webHidden/>
+              </w:rPr>
+              <w:tab/>
+            </w:r>
+            <w:r>
+              <w:rPr>
+                <w:noProof/>
+                <w:webHidden/>
+              </w:rPr>
+              <w:fldChar w:fldCharType="begin"/>
+            </w:r>
+            <w:r>
+              <w:rPr>
+                <w:noProof/>
+                <w:webHidden/>
+              </w:rPr>
+              <w:instrText xml:space="preserve"> PAGEREF _Toc229666910 \h </w:instrText>
+            </w:r>
+            <w:r>
+              <w:rPr>
+                <w:noProof/>
+                <w:webHidden/>
+              </w:rPr>
+            </w:r>
+            <w:r>
+              <w:rPr>
+                <w:noProof/>
+                <w:webHidden/>
+              </w:rPr>
+              <w:fldChar w:fldCharType="separate"/>
+            </w:r>
+            <w:r>
+              <w:rPr>
+                <w:noProof/>
+                <w:webHidden/>
+              </w:rPr>
+              <w:t>11</w:t>
+            </w:r>
+            <w:r>
+              <w:rPr>
+                <w:noProof/>
+                <w:webHidden/>
+              </w:rPr>
               <w:fldChar w:fldCharType="end"/>
             </w:r>
           </w:hyperlink>
@@ -675,38 +962,68 @@
           <w:pPr>
             <w:pStyle w:val="TDC1"/>
             <w:tabs>
-              <w:tab w:val="right" w:leader="dot" w:pos="8490"/>
+              <w:tab w:val="right" w:leader="dot" w:pos="8494"/>
             </w:tabs>
             <w:rPr>
-              <w:rStyle w:val="Hipervnculo"/>
+              <w:rFonts w:eastAsiaTheme="minorEastAsia"/>
+              <w:noProof/>
+              <w:lang w:eastAsia="es-ES"/>
             </w:rPr>
           </w:pPr>
-          <w:hyperlink w:anchor="_Toc524416005">
+          <w:hyperlink w:anchor="_Toc229666911" w:history="1">
             <w:r>
               <w:rPr>
                 <w:rStyle w:val="Hipervnculo"/>
+                <w:noProof/>
               </w:rPr>
               <w:t>MV2. Servidor de servicios.</w:t>
             </w:r>
             <w:r>
+              <w:rPr>
+                <w:noProof/>
+                <w:webHidden/>
+              </w:rPr>
               <w:tab/>
             </w:r>
             <w:r>
+              <w:rPr>
+                <w:noProof/>
+                <w:webHidden/>
+              </w:rPr>
               <w:fldChar w:fldCharType="begin"/>
             </w:r>
             <w:r>
-              <w:instrText>PAGEREF _Toc524416005 \h</w:instrText>
-            </w:r>
-            <w:r>
+              <w:rPr>
+                <w:noProof/>
+                <w:webHidden/>
+              </w:rPr>
+              <w:instrText xml:space="preserve"> PAGEREF _Toc229666911 \h </w:instrText>
+            </w:r>
+            <w:r>
+              <w:rPr>
+                <w:noProof/>
+                <w:webHidden/>
+              </w:rPr>
+            </w:r>
+            <w:r>
+              <w:rPr>
+                <w:noProof/>
+                <w:webHidden/>
+              </w:rPr>
               <w:fldChar w:fldCharType="separate"/>
             </w:r>
             <w:r>
               <w:rPr>
-                <w:rStyle w:val="Hipervnculo"/>
-              </w:rPr>
-              <w:t>10</w:t>
-            </w:r>
-            <w:r>
+                <w:noProof/>
+                <w:webHidden/>
+              </w:rPr>
+              <w:t>13</w:t>
+            </w:r>
+            <w:r>
+              <w:rPr>
+                <w:noProof/>
+                <w:webHidden/>
+              </w:rPr>
               <w:fldChar w:fldCharType="end"/>
             </w:r>
           </w:hyperlink>
@@ -715,38 +1032,68 @@
           <w:pPr>
             <w:pStyle w:val="TDC2"/>
             <w:tabs>
-              <w:tab w:val="right" w:leader="dot" w:pos="8490"/>
+              <w:tab w:val="right" w:leader="dot" w:pos="8494"/>
             </w:tabs>
             <w:rPr>
-              <w:rStyle w:val="Hipervnculo"/>
+              <w:rFonts w:eastAsiaTheme="minorEastAsia"/>
+              <w:noProof/>
+              <w:lang w:eastAsia="es-ES"/>
             </w:rPr>
           </w:pPr>
-          <w:hyperlink w:anchor="_Toc829485325">
+          <w:hyperlink w:anchor="_Toc229666912" w:history="1">
             <w:r>
               <w:rPr>
                 <w:rStyle w:val="Hipervnculo"/>
+                <w:noProof/>
               </w:rPr>
               <w:t>1.1. Instalación de Ubuntu Server.</w:t>
             </w:r>
             <w:r>
+              <w:rPr>
+                <w:noProof/>
+                <w:webHidden/>
+              </w:rPr>
               <w:tab/>
             </w:r>
             <w:r>
+              <w:rPr>
+                <w:noProof/>
+                <w:webHidden/>
+              </w:rPr>
               <w:fldChar w:fldCharType="begin"/>
             </w:r>
             <w:r>
-              <w:instrText>PAGEREF _Toc829485325 \h</w:instrText>
-            </w:r>
-            <w:r>
+              <w:rPr>
+                <w:noProof/>
+                <w:webHidden/>
+              </w:rPr>
+              <w:instrText xml:space="preserve"> PAGEREF _Toc229666912 \h </w:instrText>
+            </w:r>
+            <w:r>
+              <w:rPr>
+                <w:noProof/>
+                <w:webHidden/>
+              </w:rPr>
+            </w:r>
+            <w:r>
+              <w:rPr>
+                <w:noProof/>
+                <w:webHidden/>
+              </w:rPr>
               <w:fldChar w:fldCharType="separate"/>
             </w:r>
             <w:r>
               <w:rPr>
-                <w:rStyle w:val="Hipervnculo"/>
-              </w:rPr>
-              <w:t>11</w:t>
-            </w:r>
-            <w:r>
+                <w:noProof/>
+                <w:webHidden/>
+              </w:rPr>
+              <w:t>13</w:t>
+            </w:r>
+            <w:r>
+              <w:rPr>
+                <w:noProof/>
+                <w:webHidden/>
+              </w:rPr>
               <w:fldChar w:fldCharType="end"/>
             </w:r>
           </w:hyperlink>
@@ -755,38 +1102,138 @@
           <w:pPr>
             <w:pStyle w:val="TDC2"/>
             <w:tabs>
-              <w:tab w:val="right" w:leader="dot" w:pos="8490"/>
+              <w:tab w:val="right" w:leader="dot" w:pos="8494"/>
             </w:tabs>
             <w:rPr>
-              <w:rStyle w:val="Hipervnculo"/>
+              <w:rFonts w:eastAsiaTheme="minorEastAsia"/>
+              <w:noProof/>
+              <w:lang w:eastAsia="es-ES"/>
             </w:rPr>
           </w:pPr>
-          <w:hyperlink w:anchor="_Toc1201452801">
+          <w:hyperlink w:anchor="_Toc229666913" w:history="1">
             <w:r>
               <w:rPr>
                 <w:rStyle w:val="Hipervnculo"/>
+                <w:noProof/>
               </w:rPr>
               <w:t>1.2. Instalación de apache.</w:t>
             </w:r>
             <w:r>
+              <w:rPr>
+                <w:noProof/>
+                <w:webHidden/>
+              </w:rPr>
               <w:tab/>
             </w:r>
             <w:r>
+              <w:rPr>
+                <w:noProof/>
+                <w:webHidden/>
+              </w:rPr>
               <w:fldChar w:fldCharType="begin"/>
             </w:r>
             <w:r>
-              <w:instrText>PAGEREF _Toc1201452801 \h</w:instrText>
-            </w:r>
-            <w:r>
+              <w:rPr>
+                <w:noProof/>
+                <w:webHidden/>
+              </w:rPr>
+              <w:instrText xml:space="preserve"> PAGEREF _Toc229666913 \h </w:instrText>
+            </w:r>
+            <w:r>
+              <w:rPr>
+                <w:noProof/>
+                <w:webHidden/>
+              </w:rPr>
+            </w:r>
+            <w:r>
+              <w:rPr>
+                <w:noProof/>
+                <w:webHidden/>
+              </w:rPr>
               <w:fldChar w:fldCharType="separate"/>
             </w:r>
             <w:r>
               <w:rPr>
+                <w:noProof/>
+                <w:webHidden/>
+              </w:rPr>
+              <w:t>17</w:t>
+            </w:r>
+            <w:r>
+              <w:rPr>
+                <w:noProof/>
+                <w:webHidden/>
+              </w:rPr>
+              <w:fldChar w:fldCharType="end"/>
+            </w:r>
+          </w:hyperlink>
+        </w:p>
+        <w:p>
+          <w:pPr>
+            <w:pStyle w:val="TDC1"/>
+            <w:tabs>
+              <w:tab w:val="right" w:leader="dot" w:pos="8494"/>
+            </w:tabs>
+            <w:rPr>
+              <w:rFonts w:eastAsiaTheme="minorEastAsia"/>
+              <w:noProof/>
+              <w:lang w:eastAsia="es-ES"/>
+            </w:rPr>
+          </w:pPr>
+          <w:hyperlink w:anchor="_Toc229666914" w:history="1">
+            <w:r>
+              <w:rPr>
                 <w:rStyle w:val="Hipervnculo"/>
-              </w:rPr>
-              <w:t>14</w:t>
-            </w:r>
-            <w:r>
+                <w:noProof/>
+              </w:rPr>
+              <w:t>COMPROBACIÓN EN EQUIPO CLIENTE.</w:t>
+            </w:r>
+            <w:r>
+              <w:rPr>
+                <w:noProof/>
+                <w:webHidden/>
+              </w:rPr>
+              <w:tab/>
+            </w:r>
+            <w:r>
+              <w:rPr>
+                <w:noProof/>
+                <w:webHidden/>
+              </w:rPr>
+              <w:fldChar w:fldCharType="begin"/>
+            </w:r>
+            <w:r>
+              <w:rPr>
+                <w:noProof/>
+                <w:webHidden/>
+              </w:rPr>
+              <w:instrText xml:space="preserve"> PAGEREF _Toc229666914 \h </w:instrText>
+            </w:r>
+            <w:r>
+              <w:rPr>
+                <w:noProof/>
+                <w:webHidden/>
+              </w:rPr>
+            </w:r>
+            <w:r>
+              <w:rPr>
+                <w:noProof/>
+                <w:webHidden/>
+              </w:rPr>
+              <w:fldChar w:fldCharType="separate"/>
+            </w:r>
+            <w:r>
+              <w:rPr>
+                <w:noProof/>
+                <w:webHidden/>
+              </w:rPr>
+              <w:t>19</w:t>
+            </w:r>
+            <w:r>
+              <w:rPr>
+                <w:noProof/>
+                <w:webHidden/>
+              </w:rPr>
               <w:fldChar w:fldCharType="end"/>
             </w:r>
           </w:hyperlink>
@@ -829,12 +1276,12 @@
           <w:szCs w:val="28"/>
         </w:rPr>
       </w:pPr>
-      <w:bookmarkStart w:id="0" w:name="_Toc1805543936"/>
+      <w:bookmarkStart w:id="2" w:name="_Toc229666903"/>
       <w:r>
         <w:lastRenderedPageBreak/>
         <w:t>Diagrama de arquitectura de red.</w:t>
       </w:r>
-      <w:bookmarkEnd w:id="0"/>
+      <w:bookmarkEnd w:id="2"/>
     </w:p>
     <w:p>
       <w:pPr>
@@ -900,12 +1347,12 @@
         <w:pStyle w:val="Ttulo1"/>
         <w:jc w:val="center"/>
       </w:pPr>
-      <w:bookmarkStart w:id="1" w:name="_Toc545988494"/>
+      <w:bookmarkStart w:id="3" w:name="_Toc229666904"/>
       <w:r>
         <w:lastRenderedPageBreak/>
         <w:t>Comparativa de tecnologías probadas.</w:t>
       </w:r>
-      <w:bookmarkEnd w:id="1"/>
+      <w:bookmarkEnd w:id="3"/>
     </w:p>
     <w:p/>
     <w:p>
@@ -1055,11 +1502,11 @@
       <w:pPr>
         <w:pStyle w:val="Ttulo3"/>
       </w:pPr>
-      <w:bookmarkStart w:id="2" w:name="_Toc1443611867"/>
+      <w:bookmarkStart w:id="4" w:name="_Toc229666905"/>
       <w:r>
         <w:t>Nuestra elección:</w:t>
       </w:r>
-      <w:bookmarkEnd w:id="2"/>
+      <w:bookmarkEnd w:id="4"/>
     </w:p>
     <w:p>
       <w:r>
@@ -1098,23 +1545,23 @@
         <w:pStyle w:val="Ttulo1"/>
         <w:jc w:val="center"/>
       </w:pPr>
-      <w:bookmarkStart w:id="3" w:name="_Toc1256546587"/>
+      <w:bookmarkStart w:id="5" w:name="_Toc229666906"/>
       <w:r>
         <w:lastRenderedPageBreak/>
         <w:t>MV1. Servidor de datos.</w:t>
       </w:r>
-      <w:bookmarkEnd w:id="3"/>
+      <w:bookmarkEnd w:id="5"/>
     </w:p>
     <w:p/>
     <w:p>
       <w:pPr>
         <w:pStyle w:val="Ttulo2"/>
       </w:pPr>
-      <w:bookmarkStart w:id="4" w:name="_Toc1998526401"/>
+      <w:bookmarkStart w:id="6" w:name="_Toc229666907"/>
       <w:r>
         <w:t>1.1. Instalación de Ubuntu Server.</w:t>
       </w:r>
-      <w:bookmarkEnd w:id="4"/>
+      <w:bookmarkEnd w:id="6"/>
     </w:p>
     <w:p>
       <w:pPr>
@@ -1284,21 +1731,7 @@
         <w:rPr>
           <w:rFonts w:ascii="Aptos" w:eastAsia="Aptos" w:hAnsi="Aptos" w:cs="Aptos"/>
         </w:rPr>
-        <w:t xml:space="preserve">Vamos a instalar Ubuntu </w:t>
-      </w:r>
-      <w:proofErr w:type="gramStart"/>
-      <w:r>
-        <w:rPr>
-          <w:rFonts w:ascii="Aptos" w:eastAsia="Aptos" w:hAnsi="Aptos" w:cs="Aptos"/>
-        </w:rPr>
-        <w:t>server</w:t>
-      </w:r>
-      <w:proofErr w:type="gramEnd"/>
-      <w:r>
-        <w:rPr>
-          <w:rFonts w:ascii="Aptos" w:eastAsia="Aptos" w:hAnsi="Aptos" w:cs="Aptos"/>
-        </w:rPr>
-        <w:t xml:space="preserve"> base.</w:t>
+        <w:t>Vamos a instalar Ubuntu server base.</w:t>
       </w:r>
     </w:p>
     <w:p>
@@ -1367,21 +1800,7 @@
         <w:rPr>
           <w:rFonts w:ascii="Aptos" w:eastAsia="Aptos" w:hAnsi="Aptos" w:cs="Aptos"/>
         </w:rPr>
-        <w:t xml:space="preserve">La configuración de la ip será la </w:t>
-      </w:r>
-      <w:proofErr w:type="gramStart"/>
-      <w:r>
-        <w:rPr>
-          <w:rFonts w:ascii="Aptos" w:eastAsia="Aptos" w:hAnsi="Aptos" w:cs="Aptos"/>
-        </w:rPr>
-        <w:t>192.168.10.10 .</w:t>
-      </w:r>
-      <w:proofErr w:type="gramEnd"/>
-      <w:r>
-        <w:rPr>
-          <w:rFonts w:ascii="Aptos" w:eastAsia="Aptos" w:hAnsi="Aptos" w:cs="Aptos"/>
-        </w:rPr>
-        <w:t xml:space="preserve"> Como es red interna no hace falta puertas de enlace.</w:t>
+        <w:t>La configuración de la ip será la 192.168.10.10 . Como es red interna no hace falta puertas de enlace.</w:t>
       </w:r>
     </w:p>
     <w:p>
@@ -1640,12 +2059,12 @@
         <w:pStyle w:val="Ttulo2"/>
         <w:jc w:val="center"/>
       </w:pPr>
-      <w:bookmarkStart w:id="5" w:name="_Toc1499203332"/>
+      <w:bookmarkStart w:id="7" w:name="_Toc229666908"/>
       <w:r>
         <w:lastRenderedPageBreak/>
         <w:t>1.2. Instalación de MySQL.</w:t>
       </w:r>
-      <w:bookmarkEnd w:id="5"/>
+      <w:bookmarkEnd w:id="7"/>
     </w:p>
     <w:p>
       <w:pPr>
@@ -1655,21 +2074,7 @@
         <w:rPr>
           <w:rFonts w:ascii="Aptos" w:eastAsia="Aptos" w:hAnsi="Aptos" w:cs="Aptos"/>
         </w:rPr>
-        <w:t xml:space="preserve">Para poder instalar MySQL en Ubuntu </w:t>
-      </w:r>
-      <w:proofErr w:type="gramStart"/>
-      <w:r>
-        <w:rPr>
-          <w:rFonts w:ascii="Aptos" w:eastAsia="Aptos" w:hAnsi="Aptos" w:cs="Aptos"/>
-        </w:rPr>
-        <w:t>server</w:t>
-      </w:r>
-      <w:proofErr w:type="gramEnd"/>
-      <w:r>
-        <w:rPr>
-          <w:rFonts w:ascii="Aptos" w:eastAsia="Aptos" w:hAnsi="Aptos" w:cs="Aptos"/>
-        </w:rPr>
-        <w:t xml:space="preserve"> vas a tener que añadir temporalmente una tarjeta de red NAT para poder conectarse a la red.</w:t>
+        <w:t>Para poder instalar MySQL en Ubuntu server vas a tener que añadir temporalmente una tarjeta de red NAT para poder conectarse a la red.</w:t>
       </w:r>
     </w:p>
     <w:p>
@@ -1820,21 +2225,7 @@
         <w:rPr>
           <w:rFonts w:ascii="Aptos" w:eastAsia="Aptos" w:hAnsi="Aptos" w:cs="Aptos"/>
         </w:rPr>
-        <w:t xml:space="preserve">Ahora necesitamos actualizar los paquetes de Ubuntu </w:t>
-      </w:r>
-      <w:proofErr w:type="gramStart"/>
-      <w:r>
-        <w:rPr>
-          <w:rFonts w:ascii="Aptos" w:eastAsia="Aptos" w:hAnsi="Aptos" w:cs="Aptos"/>
-        </w:rPr>
-        <w:t>server</w:t>
-      </w:r>
-      <w:proofErr w:type="gramEnd"/>
-      <w:r>
-        <w:rPr>
-          <w:rFonts w:ascii="Aptos" w:eastAsia="Aptos" w:hAnsi="Aptos" w:cs="Aptos"/>
-        </w:rPr>
-        <w:t>.</w:t>
+        <w:t>Ahora necesitamos actualizar los paquetes de Ubuntu server.</w:t>
       </w:r>
     </w:p>
     <w:p>
@@ -1971,12 +2362,12 @@
       <w:pPr>
         <w:pStyle w:val="Ttulo2"/>
       </w:pPr>
-      <w:bookmarkStart w:id="6" w:name="_Toc1485882309"/>
+      <w:bookmarkStart w:id="8" w:name="_Toc229666909"/>
       <w:r>
         <w:lastRenderedPageBreak/>
         <w:t>1.3. Configuración del firewall.</w:t>
       </w:r>
-      <w:bookmarkEnd w:id="6"/>
+      <w:bookmarkEnd w:id="8"/>
     </w:p>
     <w:p>
       <w:pPr>
@@ -2204,23 +2595,17 @@
       <w:pPr>
         <w:pStyle w:val="Ttulo2"/>
       </w:pPr>
+      <w:bookmarkStart w:id="9" w:name="_Toc229666910"/>
       <w:r>
         <w:lastRenderedPageBreak/>
         <w:t>1.4. Configuración de MySQL.</w:t>
       </w:r>
+      <w:bookmarkEnd w:id="9"/>
     </w:p>
     <w:p/>
     <w:p>
       <w:r>
-        <w:t xml:space="preserve">Permitimos en el firewall el acceso </w:t>
-      </w:r>
-      <w:proofErr w:type="gramStart"/>
-      <w:r>
-        <w:t>al  puerto</w:t>
-      </w:r>
-      <w:proofErr w:type="gramEnd"/>
-      <w:r>
-        <w:t xml:space="preserve"> 3306/tcp para que se pueda conectar la MV2.</w:t>
+        <w:t>Permitimos en el firewall el acceso al  puerto 3306/tcp para que se pueda conectar la MV2.</w:t>
       </w:r>
     </w:p>
     <w:p>
@@ -2579,15 +2964,7 @@
     <w:p>
       <w:r>
         <w:br/>
-        <w:t xml:space="preserve">Ahora vamos a configurar un usuario en </w:t>
-      </w:r>
-      <w:proofErr w:type="spellStart"/>
-      <w:r>
-        <w:t>mysql</w:t>
-      </w:r>
-      <w:proofErr w:type="spellEnd"/>
-      <w:r>
-        <w:t xml:space="preserve"> </w:t>
+        <w:t xml:space="preserve">Ahora vamos a configurar un usuario en mysql </w:t>
       </w:r>
       <w:r>
         <w:t>para poder entrar desde la MV2.</w:t>
@@ -2749,22 +3126,22 @@
         <w:pStyle w:val="Ttulo1"/>
         <w:jc w:val="center"/>
       </w:pPr>
-      <w:bookmarkStart w:id="7" w:name="_Toc524416005"/>
+      <w:bookmarkStart w:id="10" w:name="_Toc229666911"/>
       <w:r>
         <w:t>MV2. Servidor de servicios.</w:t>
       </w:r>
-      <w:bookmarkEnd w:id="7"/>
+      <w:bookmarkEnd w:id="10"/>
     </w:p>
     <w:p>
       <w:pPr>
         <w:pStyle w:val="Ttulo2"/>
         <w:jc w:val="center"/>
       </w:pPr>
-      <w:bookmarkStart w:id="8" w:name="_Toc829485325"/>
+      <w:bookmarkStart w:id="11" w:name="_Toc229666912"/>
       <w:r>
         <w:t>1.1. Instalación de Ubuntu Server.</w:t>
       </w:r>
-      <w:bookmarkEnd w:id="8"/>
+      <w:bookmarkEnd w:id="11"/>
     </w:p>
     <w:p>
       <w:pPr>
@@ -2785,21 +3162,7 @@
         <w:rPr>
           <w:rFonts w:ascii="Aptos" w:eastAsia="Aptos" w:hAnsi="Aptos" w:cs="Aptos"/>
         </w:rPr>
-        <w:t xml:space="preserve">Vamos a crear una segunda máquina virtual con ubuntu </w:t>
-      </w:r>
-      <w:proofErr w:type="gramStart"/>
-      <w:r>
-        <w:rPr>
-          <w:rFonts w:ascii="Aptos" w:eastAsia="Aptos" w:hAnsi="Aptos" w:cs="Aptos"/>
-        </w:rPr>
-        <w:t>server</w:t>
-      </w:r>
-      <w:proofErr w:type="gramEnd"/>
-      <w:r>
-        <w:rPr>
-          <w:rFonts w:ascii="Aptos" w:eastAsia="Aptos" w:hAnsi="Aptos" w:cs="Aptos"/>
-        </w:rPr>
-        <w:t>.</w:t>
+        <w:t>Vamos a crear una segunda máquina virtual con ubuntu server.</w:t>
       </w:r>
     </w:p>
     <w:p>
@@ -2858,15 +3221,7 @@
         <w:spacing w:line="276" w:lineRule="auto"/>
       </w:pPr>
       <w:r>
-        <w:t xml:space="preserve">Instalamos ubuntu </w:t>
-      </w:r>
-      <w:proofErr w:type="gramStart"/>
-      <w:r>
-        <w:t>server</w:t>
-      </w:r>
-      <w:proofErr w:type="gramEnd"/>
-      <w:r>
-        <w:t xml:space="preserve"> base.</w:t>
+        <w:t>Instalamos ubuntu server base.</w:t>
       </w:r>
     </w:p>
     <w:p>
@@ -3001,20 +3356,13 @@
         <w:spacing w:line="276" w:lineRule="auto"/>
       </w:pPr>
       <w:r>
-        <w:t xml:space="preserve">Seleccionamos el ubuntu </w:t>
-      </w:r>
-      <w:proofErr w:type="gramStart"/>
-      <w:r>
-        <w:t>server</w:t>
-      </w:r>
-      <w:proofErr w:type="gramEnd"/>
-      <w:r>
-        <w:t xml:space="preserve"> base.</w:t>
-      </w:r>
-    </w:p>
-    <w:p>
-      <w:pPr>
-        <w:spacing w:line="276" w:lineRule="auto"/>
+        <w:t>Seleccionamos el ubuntu server base.</w:t>
+      </w:r>
+    </w:p>
+    <w:p>
+      <w:pPr>
+        <w:spacing w:line="276" w:lineRule="auto"/>
+        <w:jc w:val="center"/>
       </w:pPr>
       <w:r>
         <w:rPr>
@@ -3084,6 +3432,7 @@
     <w:p>
       <w:pPr>
         <w:spacing w:line="276" w:lineRule="auto"/>
+        <w:jc w:val="center"/>
       </w:pPr>
       <w:r>
         <w:rPr>
@@ -3136,26 +3485,13 @@
     <w:p/>
     <w:p>
       <w:r>
-        <w:t xml:space="preserve">La configuración del perfil va a tener los siguientes parámetros el nombre del </w:t>
-      </w:r>
-      <w:proofErr w:type="gramStart"/>
-      <w:r>
-        <w:t>server</w:t>
-      </w:r>
-      <w:proofErr w:type="gramEnd"/>
-      <w:r>
-        <w:t xml:space="preserve"> </w:t>
-      </w:r>
-      <w:proofErr w:type="gramStart"/>
-      <w:r>
-        <w:t>va  a</w:t>
-      </w:r>
-      <w:proofErr w:type="gramEnd"/>
-      <w:r>
-        <w:t xml:space="preserve"> ser servidor_de_servicios y el nombre de usuario equipo2 con la contraseña usuario@1.</w:t>
-      </w:r>
-    </w:p>
-    <w:p>
+        <w:t>La configuración del perfil va a tener los siguientes parámetros el nombre del server va  a ser servidor_de_servicios y el nombre de usuario equipo2 con la contraseña usuario@1.</w:t>
+      </w:r>
+    </w:p>
+    <w:p>
+      <w:pPr>
+        <w:jc w:val="center"/>
+      </w:pPr>
       <w:r>
         <w:rPr>
           <w:noProof/>
@@ -3268,13 +3604,330 @@
     </w:p>
     <w:p>
       <w:pPr>
+        <w:spacing w:line="276" w:lineRule="auto"/>
+      </w:pPr>
+    </w:p>
+    <w:p>
+      <w:r>
+        <w:t>Para configurar la ip que da al exterior va a ser estática y para eso va a tener que crear este archivo.</w:t>
+      </w:r>
+    </w:p>
+    <w:p>
+      <w:r>
+        <w:rPr>
+          <w:noProof/>
+        </w:rPr>
+        <w:drawing>
+          <wp:inline distT="0" distB="0" distL="0" distR="0" wp14:anchorId="4A7CBBBE" wp14:editId="2E3B4E60">
+            <wp:extent cx="5400040" cy="205105"/>
+            <wp:effectExtent l="0" t="0" r="0" b="4445"/>
+            <wp:docPr id="266655657" name="Imagen 1"/>
+            <wp:cNvGraphicFramePr>
+              <a:graphicFrameLocks xmlns:a="http://schemas.openxmlformats.org/drawingml/2006/main" noChangeAspect="1"/>
+            </wp:cNvGraphicFramePr>
+            <a:graphic xmlns:a="http://schemas.openxmlformats.org/drawingml/2006/main">
+              <a:graphicData uri="http://schemas.openxmlformats.org/drawingml/2006/picture">
+                <pic:pic xmlns:pic="http://schemas.openxmlformats.org/drawingml/2006/picture">
+                  <pic:nvPicPr>
+                    <pic:cNvPr id="266655657" name=""/>
+                    <pic:cNvPicPr/>
+                  </pic:nvPicPr>
+                  <pic:blipFill>
+                    <a:blip r:embed="rId42"/>
+                    <a:stretch>
+                      <a:fillRect/>
+                    </a:stretch>
+                  </pic:blipFill>
+                  <pic:spPr>
+                    <a:xfrm>
+                      <a:off x="0" y="0"/>
+                      <a:ext cx="5400040" cy="205105"/>
+                    </a:xfrm>
+                    <a:prstGeom prst="rect">
+                      <a:avLst/>
+                    </a:prstGeom>
+                  </pic:spPr>
+                </pic:pic>
+              </a:graphicData>
+            </a:graphic>
+          </wp:inline>
+        </w:drawing>
+      </w:r>
+    </w:p>
+    <w:p/>
+    <w:p>
+      <w:r>
+        <w:t xml:space="preserve">Y añadir  </w:t>
+      </w:r>
+      <w:r>
+        <w:rPr>
+          <w:color w:val="EE0000"/>
+        </w:rPr>
+        <w:t>network: {config: disabled}</w:t>
+      </w:r>
+    </w:p>
+    <w:p>
+      <w:pPr>
+        <w:jc w:val="center"/>
+      </w:pPr>
+      <w:r>
+        <w:rPr>
+          <w:noProof/>
+        </w:rPr>
+        <w:drawing>
+          <wp:inline distT="0" distB="0" distL="0" distR="0" wp14:anchorId="343A975C" wp14:editId="46CD8022">
+            <wp:extent cx="2191056" cy="419158"/>
+            <wp:effectExtent l="0" t="0" r="0" b="0"/>
+            <wp:docPr id="920007400" name="Imagen 1"/>
+            <wp:cNvGraphicFramePr>
+              <a:graphicFrameLocks xmlns:a="http://schemas.openxmlformats.org/drawingml/2006/main" noChangeAspect="1"/>
+            </wp:cNvGraphicFramePr>
+            <a:graphic xmlns:a="http://schemas.openxmlformats.org/drawingml/2006/main">
+              <a:graphicData uri="http://schemas.openxmlformats.org/drawingml/2006/picture">
+                <pic:pic xmlns:pic="http://schemas.openxmlformats.org/drawingml/2006/picture">
+                  <pic:nvPicPr>
+                    <pic:cNvPr id="920007400" name=""/>
+                    <pic:cNvPicPr/>
+                  </pic:nvPicPr>
+                  <pic:blipFill>
+                    <a:blip r:embed="rId43"/>
+                    <a:stretch>
+                      <a:fillRect/>
+                    </a:stretch>
+                  </pic:blipFill>
+                  <pic:spPr>
+                    <a:xfrm>
+                      <a:off x="0" y="0"/>
+                      <a:ext cx="2191056" cy="419158"/>
+                    </a:xfrm>
+                    <a:prstGeom prst="rect">
+                      <a:avLst/>
+                    </a:prstGeom>
+                  </pic:spPr>
+                </pic:pic>
+              </a:graphicData>
+            </a:graphic>
+          </wp:inline>
+        </w:drawing>
+      </w:r>
+    </w:p>
+    <w:p/>
+    <w:p>
+      <w:r>
+        <w:t xml:space="preserve">Luego accedemos a este archivo </w:t>
+      </w:r>
+    </w:p>
+    <w:p>
+      <w:r>
+        <w:rPr>
+          <w:noProof/>
+        </w:rPr>
+        <w:drawing>
+          <wp:inline distT="0" distB="0" distL="0" distR="0" wp14:anchorId="54B97EC7" wp14:editId="6B417DBE">
+            <wp:extent cx="5400040" cy="222250"/>
+            <wp:effectExtent l="0" t="0" r="0" b="6350"/>
+            <wp:docPr id="496351906" name="Imagen 1"/>
+            <wp:cNvGraphicFramePr>
+              <a:graphicFrameLocks xmlns:a="http://schemas.openxmlformats.org/drawingml/2006/main" noChangeAspect="1"/>
+            </wp:cNvGraphicFramePr>
+            <a:graphic xmlns:a="http://schemas.openxmlformats.org/drawingml/2006/main">
+              <a:graphicData uri="http://schemas.openxmlformats.org/drawingml/2006/picture">
+                <pic:pic xmlns:pic="http://schemas.openxmlformats.org/drawingml/2006/picture">
+                  <pic:nvPicPr>
+                    <pic:cNvPr id="496351906" name=""/>
+                    <pic:cNvPicPr/>
+                  </pic:nvPicPr>
+                  <pic:blipFill>
+                    <a:blip r:embed="rId44"/>
+                    <a:stretch>
+                      <a:fillRect/>
+                    </a:stretch>
+                  </pic:blipFill>
+                  <pic:spPr>
+                    <a:xfrm>
+                      <a:off x="0" y="0"/>
+                      <a:ext cx="5400040" cy="222250"/>
+                    </a:xfrm>
+                    <a:prstGeom prst="rect">
+                      <a:avLst/>
+                    </a:prstGeom>
+                  </pic:spPr>
+                </pic:pic>
+              </a:graphicData>
+            </a:graphic>
+          </wp:inline>
+        </w:drawing>
+      </w:r>
+    </w:p>
+    <w:p/>
+    <w:p>
+      <w:r>
+        <w:br w:type="page"/>
+      </w:r>
+    </w:p>
+    <w:p>
+      <w:r>
+        <w:lastRenderedPageBreak/>
+        <w:t>Y ponemos la configuración de la ip estática</w:t>
+      </w:r>
+    </w:p>
+    <w:p>
+      <w:pPr>
+        <w:jc w:val="center"/>
+      </w:pPr>
+      <w:r>
+        <w:rPr>
+          <w:noProof/>
+        </w:rPr>
+        <w:drawing>
+          <wp:inline distT="0" distB="0" distL="0" distR="0" wp14:anchorId="4A81DFFA" wp14:editId="737A60B2">
+            <wp:extent cx="4010585" cy="2505425"/>
+            <wp:effectExtent l="0" t="0" r="9525" b="9525"/>
+            <wp:docPr id="1914217641" name="Imagen 1"/>
+            <wp:cNvGraphicFramePr>
+              <a:graphicFrameLocks xmlns:a="http://schemas.openxmlformats.org/drawingml/2006/main" noChangeAspect="1"/>
+            </wp:cNvGraphicFramePr>
+            <a:graphic xmlns:a="http://schemas.openxmlformats.org/drawingml/2006/main">
+              <a:graphicData uri="http://schemas.openxmlformats.org/drawingml/2006/picture">
+                <pic:pic xmlns:pic="http://schemas.openxmlformats.org/drawingml/2006/picture">
+                  <pic:nvPicPr>
+                    <pic:cNvPr id="1914217641" name=""/>
+                    <pic:cNvPicPr/>
+                  </pic:nvPicPr>
+                  <pic:blipFill>
+                    <a:blip r:embed="rId45"/>
+                    <a:stretch>
+                      <a:fillRect/>
+                    </a:stretch>
+                  </pic:blipFill>
+                  <pic:spPr>
+                    <a:xfrm>
+                      <a:off x="0" y="0"/>
+                      <a:ext cx="4010585" cy="2505425"/>
+                    </a:xfrm>
+                    <a:prstGeom prst="rect">
+                      <a:avLst/>
+                    </a:prstGeom>
+                  </pic:spPr>
+                </pic:pic>
+              </a:graphicData>
+            </a:graphic>
+          </wp:inline>
+        </w:drawing>
+      </w:r>
+    </w:p>
+    <w:p/>
+    <w:p>
+      <w:r>
+        <w:t>Una vez todo configurado entramos en la configuración de las ip.</w:t>
+      </w:r>
+    </w:p>
+    <w:p>
+      <w:pPr>
+        <w:jc w:val="center"/>
+      </w:pPr>
+      <w:r>
+        <w:rPr>
+          <w:noProof/>
+        </w:rPr>
+        <w:drawing>
+          <wp:inline distT="0" distB="0" distL="0" distR="0" wp14:anchorId="38DC7590" wp14:editId="7C96FA8A">
+            <wp:extent cx="5400040" cy="245745"/>
+            <wp:effectExtent l="0" t="0" r="0" b="1905"/>
+            <wp:docPr id="554653245" name="Imagen 1"/>
+            <wp:cNvGraphicFramePr>
+              <a:graphicFrameLocks xmlns:a="http://schemas.openxmlformats.org/drawingml/2006/main" noChangeAspect="1"/>
+            </wp:cNvGraphicFramePr>
+            <a:graphic xmlns:a="http://schemas.openxmlformats.org/drawingml/2006/main">
+              <a:graphicData uri="http://schemas.openxmlformats.org/drawingml/2006/picture">
+                <pic:pic xmlns:pic="http://schemas.openxmlformats.org/drawingml/2006/picture">
+                  <pic:nvPicPr>
+                    <pic:cNvPr id="554653245" name=""/>
+                    <pic:cNvPicPr/>
+                  </pic:nvPicPr>
+                  <pic:blipFill>
+                    <a:blip r:embed="rId46"/>
+                    <a:stretch>
+                      <a:fillRect/>
+                    </a:stretch>
+                  </pic:blipFill>
+                  <pic:spPr>
+                    <a:xfrm>
+                      <a:off x="0" y="0"/>
+                      <a:ext cx="5400040" cy="245745"/>
+                    </a:xfrm>
+                    <a:prstGeom prst="rect">
+                      <a:avLst/>
+                    </a:prstGeom>
+                  </pic:spPr>
+                </pic:pic>
+              </a:graphicData>
+            </a:graphic>
+          </wp:inline>
+        </w:drawing>
+      </w:r>
+    </w:p>
+    <w:p/>
+    <w:p>
+      <w:r>
+        <w:t>Y configuramos la segunda ip como estática.</w:t>
+      </w:r>
+    </w:p>
+    <w:p>
+      <w:pPr>
+        <w:spacing w:line="276" w:lineRule="auto"/>
+        <w:jc w:val="center"/>
+      </w:pPr>
+      <w:r>
+        <w:rPr>
+          <w:noProof/>
+        </w:rPr>
+        <w:drawing>
+          <wp:inline distT="0" distB="0" distL="0" distR="0" wp14:anchorId="4716692F" wp14:editId="41CDFD07">
+            <wp:extent cx="3096057" cy="3315163"/>
+            <wp:effectExtent l="0" t="0" r="9525" b="0"/>
+            <wp:docPr id="1069589647" name="Imagen 1"/>
+            <wp:cNvGraphicFramePr>
+              <a:graphicFrameLocks xmlns:a="http://schemas.openxmlformats.org/drawingml/2006/main" noChangeAspect="1"/>
+            </wp:cNvGraphicFramePr>
+            <a:graphic xmlns:a="http://schemas.openxmlformats.org/drawingml/2006/main">
+              <a:graphicData uri="http://schemas.openxmlformats.org/drawingml/2006/picture">
+                <pic:pic xmlns:pic="http://schemas.openxmlformats.org/drawingml/2006/picture">
+                  <pic:nvPicPr>
+                    <pic:cNvPr id="1069589647" name=""/>
+                    <pic:cNvPicPr/>
+                  </pic:nvPicPr>
+                  <pic:blipFill>
+                    <a:blip r:embed="rId47"/>
+                    <a:stretch>
+                      <a:fillRect/>
+                    </a:stretch>
+                  </pic:blipFill>
+                  <pic:spPr>
+                    <a:xfrm>
+                      <a:off x="0" y="0"/>
+                      <a:ext cx="3096057" cy="3315163"/>
+                    </a:xfrm>
+                    <a:prstGeom prst="rect">
+                      <a:avLst/>
+                    </a:prstGeom>
+                  </pic:spPr>
+                </pic:pic>
+              </a:graphicData>
+            </a:graphic>
+          </wp:inline>
+        </w:drawing>
+      </w:r>
+    </w:p>
+    <w:p>
+      <w:pPr>
         <w:pStyle w:val="Ttulo2"/>
       </w:pPr>
-      <w:bookmarkStart w:id="9" w:name="_Toc1201452801"/>
+      <w:bookmarkStart w:id="12" w:name="_Toc229666913"/>
       <w:r>
         <w:t>1.2. Instalación de apache.</w:t>
       </w:r>
-      <w:bookmarkEnd w:id="9"/>
+      <w:bookmarkEnd w:id="12"/>
     </w:p>
     <w:p>
       <w:r>
@@ -3282,10 +3935,14 @@
       </w:r>
     </w:p>
     <w:p>
+      <w:pPr>
+        <w:jc w:val="center"/>
+      </w:pPr>
       <w:r>
         <w:rPr>
           <w:noProof/>
         </w:rPr>
+        <w:lastRenderedPageBreak/>
         <w:drawing>
           <wp:inline distT="0" distB="0" distL="0" distR="0" wp14:anchorId="28200D75" wp14:editId="397FFF3A">
             <wp:extent cx="3755462" cy="256054"/>
@@ -3302,7 +3959,7 @@
                     <pic:cNvPicPr/>
                   </pic:nvPicPr>
                   <pic:blipFill>
-                    <a:blip r:embed="rId42">
+                    <a:blip r:embed="rId48">
                       <a:extLst>
                         <a:ext uri="{28A0092B-C50C-407E-A947-70E740481C1C}">
                           <a14:useLocalDpi xmlns:a14="http://schemas.microsoft.com/office/drawing/2010/main"/>
@@ -3336,6 +3993,9 @@
       </w:r>
     </w:p>
     <w:p>
+      <w:pPr>
+        <w:jc w:val="center"/>
+      </w:pPr>
       <w:r>
         <w:rPr>
           <w:noProof/>
@@ -3356,7 +4016,7 @@
                     <pic:cNvPicPr/>
                   </pic:nvPicPr>
                   <pic:blipFill>
-                    <a:blip r:embed="rId43">
+                    <a:blip r:embed="rId49">
                       <a:extLst>
                         <a:ext uri="{28A0092B-C50C-407E-A947-70E740481C1C}">
                           <a14:useLocalDpi xmlns:a14="http://schemas.microsoft.com/office/drawing/2010/main"/>
@@ -3398,6 +4058,7 @@
     <w:p>
       <w:pPr>
         <w:spacing w:line="276" w:lineRule="auto"/>
+        <w:jc w:val="center"/>
       </w:pPr>
       <w:r>
         <w:rPr>
@@ -3419,7 +4080,7 @@
                     <pic:cNvPicPr/>
                   </pic:nvPicPr>
                   <pic:blipFill>
-                    <a:blip r:embed="rId44">
+                    <a:blip r:embed="rId50">
                       <a:extLst>
                         <a:ext uri="{28A0092B-C50C-407E-A947-70E740481C1C}">
                           <a14:useLocalDpi xmlns:a14="http://schemas.microsoft.com/office/drawing/2010/main"/>
@@ -3465,6 +4126,7 @@
     <w:p>
       <w:pPr>
         <w:spacing w:line="276" w:lineRule="auto"/>
+        <w:jc w:val="center"/>
       </w:pPr>
       <w:r>
         <w:rPr>
@@ -3486,7 +4148,7 @@
                     <pic:cNvPicPr/>
                   </pic:nvPicPr>
                   <pic:blipFill>
-                    <a:blip r:embed="rId45">
+                    <a:blip r:embed="rId51">
                       <a:extLst>
                         <a:ext uri="{28A0092B-C50C-407E-A947-70E740481C1C}">
                           <a14:useLocalDpi xmlns:a14="http://schemas.microsoft.com/office/drawing/2010/main"/>
@@ -3535,6 +4197,7 @@
     <w:p>
       <w:pPr>
         <w:spacing w:line="276" w:lineRule="auto"/>
+        <w:jc w:val="center"/>
       </w:pPr>
       <w:r>
         <w:rPr>
@@ -3556,7 +4219,7 @@
                     <pic:cNvPicPr/>
                   </pic:nvPicPr>
                   <pic:blipFill>
-                    <a:blip r:embed="rId46">
+                    <a:blip r:embed="rId52">
                       <a:extLst>
                         <a:ext uri="{28A0092B-C50C-407E-A947-70E740481C1C}">
                           <a14:useLocalDpi xmlns:a14="http://schemas.microsoft.com/office/drawing/2010/main"/>
@@ -3596,13 +4259,13 @@
         <w:rPr>
           <w:rFonts w:ascii="Aptos" w:eastAsia="Aptos" w:hAnsi="Aptos" w:cs="Aptos"/>
         </w:rPr>
-        <w:lastRenderedPageBreak/>
         <w:t>Asignamos la propiedad al usuario root</w:t>
       </w:r>
     </w:p>
     <w:p>
       <w:pPr>
         <w:spacing w:line="276" w:lineRule="auto"/>
+        <w:jc w:val="center"/>
       </w:pPr>
       <w:r>
         <w:rPr>
@@ -3624,7 +4287,7 @@
                     <pic:cNvPicPr/>
                   </pic:nvPicPr>
                   <pic:blipFill>
-                    <a:blip r:embed="rId47">
+                    <a:blip r:embed="rId53">
                       <a:extLst>
                         <a:ext uri="{28A0092B-C50C-407E-A947-70E740481C1C}">
                           <a14:useLocalDpi xmlns:a14="http://schemas.microsoft.com/office/drawing/2010/main"/>
@@ -3670,6 +4333,7 @@
     <w:p>
       <w:pPr>
         <w:spacing w:line="276" w:lineRule="auto"/>
+        <w:jc w:val="center"/>
       </w:pPr>
       <w:r>
         <w:rPr>
@@ -3691,7 +4355,7 @@
                     <pic:cNvPicPr/>
                   </pic:nvPicPr>
                   <pic:blipFill>
-                    <a:blip r:embed="rId48">
+                    <a:blip r:embed="rId54">
                       <a:extLst>
                         <a:ext uri="{28A0092B-C50C-407E-A947-70E740481C1C}">
                           <a14:useLocalDpi xmlns:a14="http://schemas.microsoft.com/office/drawing/2010/main"/>
@@ -3737,6 +4401,7 @@
     <w:p>
       <w:pPr>
         <w:spacing w:line="276" w:lineRule="auto"/>
+        <w:jc w:val="center"/>
       </w:pPr>
       <w:r>
         <w:rPr>
@@ -3758,7 +4423,7 @@
                     <pic:cNvPicPr/>
                   </pic:nvPicPr>
                   <pic:blipFill>
-                    <a:blip r:embed="rId49">
+                    <a:blip r:embed="rId55">
                       <a:extLst>
                         <a:ext uri="{28A0092B-C50C-407E-A947-70E740481C1C}">
                           <a14:useLocalDpi xmlns:a14="http://schemas.microsoft.com/office/drawing/2010/main"/>
@@ -3787,385 +4452,23 @@
     </w:p>
     <w:p/>
     <w:p>
-      <w:r>
-        <w:t xml:space="preserve">Para configurar la </w:t>
-      </w:r>
-      <w:proofErr w:type="spellStart"/>
-      <w:r>
-        <w:t>ip</w:t>
-      </w:r>
-      <w:proofErr w:type="spellEnd"/>
-      <w:r>
-        <w:t xml:space="preserve"> que da al exterior va a ser estática y para eso va a tener que crear este archivo.</w:t>
-      </w:r>
-    </w:p>
-    <w:p>
-      <w:r>
-        <w:drawing>
-          <wp:inline distT="0" distB="0" distL="0" distR="0" wp14:anchorId="557BA6F8" wp14:editId="3FE3A09F">
-            <wp:extent cx="5400040" cy="205105"/>
-            <wp:effectExtent l="0" t="0" r="0" b="4445"/>
-            <wp:docPr id="266655657" name="Imagen 1"/>
-            <wp:cNvGraphicFramePr>
-              <a:graphicFrameLocks xmlns:a="http://schemas.openxmlformats.org/drawingml/2006/main" noChangeAspect="1"/>
-            </wp:cNvGraphicFramePr>
-            <a:graphic xmlns:a="http://schemas.openxmlformats.org/drawingml/2006/main">
-              <a:graphicData uri="http://schemas.openxmlformats.org/drawingml/2006/picture">
-                <pic:pic xmlns:pic="http://schemas.openxmlformats.org/drawingml/2006/picture">
-                  <pic:nvPicPr>
-                    <pic:cNvPr id="266655657" name=""/>
-                    <pic:cNvPicPr/>
-                  </pic:nvPicPr>
-                  <pic:blipFill>
-                    <a:blip r:embed="rId50"/>
-                    <a:stretch>
-                      <a:fillRect/>
-                    </a:stretch>
-                  </pic:blipFill>
-                  <pic:spPr>
-                    <a:xfrm>
-                      <a:off x="0" y="0"/>
-                      <a:ext cx="5400040" cy="205105"/>
-                    </a:xfrm>
-                    <a:prstGeom prst="rect">
-                      <a:avLst/>
-                    </a:prstGeom>
-                  </pic:spPr>
-                </pic:pic>
-              </a:graphicData>
-            </a:graphic>
-          </wp:inline>
-        </w:drawing>
-      </w:r>
-    </w:p>
-    <w:p/>
-    <w:p>
-      <w:r>
-        <w:t xml:space="preserve">Y </w:t>
-      </w:r>
-      <w:proofErr w:type="gramStart"/>
-      <w:r>
-        <w:t xml:space="preserve">añadir  </w:t>
-      </w:r>
-      <w:proofErr w:type="spellStart"/>
-      <w:r>
-        <w:rPr>
-          <w:color w:val="EE0000"/>
-        </w:rPr>
-        <w:t>network</w:t>
-      </w:r>
-      <w:proofErr w:type="spellEnd"/>
-      <w:proofErr w:type="gramEnd"/>
-      <w:r>
-        <w:rPr>
-          <w:color w:val="EE0000"/>
-        </w:rPr>
-        <w:t>: {</w:t>
-      </w:r>
-      <w:proofErr w:type="spellStart"/>
-      <w:r>
-        <w:rPr>
-          <w:color w:val="EE0000"/>
-        </w:rPr>
-        <w:t>config</w:t>
-      </w:r>
-      <w:proofErr w:type="spellEnd"/>
-      <w:r>
-        <w:rPr>
-          <w:color w:val="EE0000"/>
-        </w:rPr>
-        <w:t xml:space="preserve">: </w:t>
-      </w:r>
-      <w:proofErr w:type="spellStart"/>
-      <w:r>
-        <w:rPr>
-          <w:color w:val="EE0000"/>
-        </w:rPr>
-        <w:t>disabled</w:t>
-      </w:r>
-      <w:proofErr w:type="spellEnd"/>
-      <w:r>
-        <w:rPr>
-          <w:color w:val="EE0000"/>
-        </w:rPr>
-        <w:t>}</w:t>
-      </w:r>
-    </w:p>
-    <w:p>
       <w:pPr>
         <w:jc w:val="center"/>
       </w:pPr>
       <w:r>
-        <w:drawing>
-          <wp:inline distT="0" distB="0" distL="0" distR="0" wp14:anchorId="6A2E399E" wp14:editId="0A655DE2">
-            <wp:extent cx="2191056" cy="419158"/>
-            <wp:effectExtent l="0" t="0" r="0" b="0"/>
-            <wp:docPr id="920007400" name="Imagen 1"/>
-            <wp:cNvGraphicFramePr>
-              <a:graphicFrameLocks xmlns:a="http://schemas.openxmlformats.org/drawingml/2006/main" noChangeAspect="1"/>
-            </wp:cNvGraphicFramePr>
-            <a:graphic xmlns:a="http://schemas.openxmlformats.org/drawingml/2006/main">
-              <a:graphicData uri="http://schemas.openxmlformats.org/drawingml/2006/picture">
-                <pic:pic xmlns:pic="http://schemas.openxmlformats.org/drawingml/2006/picture">
-                  <pic:nvPicPr>
-                    <pic:cNvPr id="920007400" name=""/>
-                    <pic:cNvPicPr/>
-                  </pic:nvPicPr>
-                  <pic:blipFill>
-                    <a:blip r:embed="rId51"/>
-                    <a:stretch>
-                      <a:fillRect/>
-                    </a:stretch>
-                  </pic:blipFill>
-                  <pic:spPr>
-                    <a:xfrm>
-                      <a:off x="0" y="0"/>
-                      <a:ext cx="2191056" cy="419158"/>
-                    </a:xfrm>
-                    <a:prstGeom prst="rect">
-                      <a:avLst/>
-                    </a:prstGeom>
-                  </pic:spPr>
-                </pic:pic>
-              </a:graphicData>
-            </a:graphic>
-          </wp:inline>
-        </w:drawing>
-      </w:r>
-    </w:p>
-    <w:p/>
-    <w:p>
-      <w:r>
-        <w:t xml:space="preserve">Luego accedemos a este archivo </w:t>
-      </w:r>
-    </w:p>
-    <w:p>
-      <w:r>
-        <w:drawing>
-          <wp:inline distT="0" distB="0" distL="0" distR="0" wp14:anchorId="07AB4D1E" wp14:editId="40F27844">
-            <wp:extent cx="5400040" cy="222250"/>
-            <wp:effectExtent l="0" t="0" r="0" b="6350"/>
-            <wp:docPr id="496351906" name="Imagen 1"/>
-            <wp:cNvGraphicFramePr>
-              <a:graphicFrameLocks xmlns:a="http://schemas.openxmlformats.org/drawingml/2006/main" noChangeAspect="1"/>
-            </wp:cNvGraphicFramePr>
-            <a:graphic xmlns:a="http://schemas.openxmlformats.org/drawingml/2006/main">
-              <a:graphicData uri="http://schemas.openxmlformats.org/drawingml/2006/picture">
-                <pic:pic xmlns:pic="http://schemas.openxmlformats.org/drawingml/2006/picture">
-                  <pic:nvPicPr>
-                    <pic:cNvPr id="496351906" name=""/>
-                    <pic:cNvPicPr/>
-                  </pic:nvPicPr>
-                  <pic:blipFill>
-                    <a:blip r:embed="rId52"/>
-                    <a:stretch>
-                      <a:fillRect/>
-                    </a:stretch>
-                  </pic:blipFill>
-                  <pic:spPr>
-                    <a:xfrm>
-                      <a:off x="0" y="0"/>
-                      <a:ext cx="5400040" cy="222250"/>
-                    </a:xfrm>
-                    <a:prstGeom prst="rect">
-                      <a:avLst/>
-                    </a:prstGeom>
-                  </pic:spPr>
-                </pic:pic>
-              </a:graphicData>
-            </a:graphic>
-          </wp:inline>
-        </w:drawing>
-      </w:r>
-    </w:p>
-    <w:p/>
-    <w:p>
-      <w:r>
         <w:br w:type="page"/>
       </w:r>
     </w:p>
     <w:p>
-      <w:r>
-        <w:lastRenderedPageBreak/>
-        <w:t xml:space="preserve">Y ponemos la configuración </w:t>
-      </w:r>
-      <w:r>
-        <w:t xml:space="preserve">de la </w:t>
-      </w:r>
-      <w:proofErr w:type="spellStart"/>
-      <w:r>
-        <w:t>ip</w:t>
-      </w:r>
-      <w:proofErr w:type="spellEnd"/>
-      <w:r>
-        <w:t xml:space="preserve"> estática</w:t>
-      </w:r>
-    </w:p>
-    <w:p>
-      <w:pPr>
-        <w:jc w:val="center"/>
-      </w:pPr>
-      <w:r>
-        <w:drawing>
-          <wp:inline distT="0" distB="0" distL="0" distR="0" wp14:anchorId="31A553D5" wp14:editId="2E8DCF72">
-            <wp:extent cx="4010585" cy="2505425"/>
-            <wp:effectExtent l="0" t="0" r="9525" b="9525"/>
-            <wp:docPr id="1914217641" name="Imagen 1"/>
-            <wp:cNvGraphicFramePr>
-              <a:graphicFrameLocks xmlns:a="http://schemas.openxmlformats.org/drawingml/2006/main" noChangeAspect="1"/>
-            </wp:cNvGraphicFramePr>
-            <a:graphic xmlns:a="http://schemas.openxmlformats.org/drawingml/2006/main">
-              <a:graphicData uri="http://schemas.openxmlformats.org/drawingml/2006/picture">
-                <pic:pic xmlns:pic="http://schemas.openxmlformats.org/drawingml/2006/picture">
-                  <pic:nvPicPr>
-                    <pic:cNvPr id="1914217641" name=""/>
-                    <pic:cNvPicPr/>
-                  </pic:nvPicPr>
-                  <pic:blipFill>
-                    <a:blip r:embed="rId53"/>
-                    <a:stretch>
-                      <a:fillRect/>
-                    </a:stretch>
-                  </pic:blipFill>
-                  <pic:spPr>
-                    <a:xfrm>
-                      <a:off x="0" y="0"/>
-                      <a:ext cx="4010585" cy="2505425"/>
-                    </a:xfrm>
-                    <a:prstGeom prst="rect">
-                      <a:avLst/>
-                    </a:prstGeom>
-                  </pic:spPr>
-                </pic:pic>
-              </a:graphicData>
-            </a:graphic>
-          </wp:inline>
-        </w:drawing>
-      </w:r>
-    </w:p>
-    <w:p/>
-    <w:p>
-      <w:r>
-        <w:t xml:space="preserve">Una vez todo configurado entramos en la configuración de las </w:t>
-      </w:r>
-      <w:proofErr w:type="spellStart"/>
-      <w:r>
-        <w:t>ip</w:t>
-      </w:r>
-      <w:proofErr w:type="spellEnd"/>
-      <w:r>
-        <w:t>.</w:t>
-      </w:r>
-    </w:p>
-    <w:p>
-      <w:pPr>
-        <w:jc w:val="center"/>
-      </w:pPr>
-      <w:r>
-        <w:drawing>
-          <wp:inline distT="0" distB="0" distL="0" distR="0" wp14:anchorId="2B3F182D" wp14:editId="1F9ED0D7">
-            <wp:extent cx="5400040" cy="245745"/>
-            <wp:effectExtent l="0" t="0" r="0" b="1905"/>
-            <wp:docPr id="554653245" name="Imagen 1"/>
-            <wp:cNvGraphicFramePr>
-              <a:graphicFrameLocks xmlns:a="http://schemas.openxmlformats.org/drawingml/2006/main" noChangeAspect="1"/>
-            </wp:cNvGraphicFramePr>
-            <a:graphic xmlns:a="http://schemas.openxmlformats.org/drawingml/2006/main">
-              <a:graphicData uri="http://schemas.openxmlformats.org/drawingml/2006/picture">
-                <pic:pic xmlns:pic="http://schemas.openxmlformats.org/drawingml/2006/picture">
-                  <pic:nvPicPr>
-                    <pic:cNvPr id="554653245" name=""/>
-                    <pic:cNvPicPr/>
-                  </pic:nvPicPr>
-                  <pic:blipFill>
-                    <a:blip r:embed="rId54"/>
-                    <a:stretch>
-                      <a:fillRect/>
-                    </a:stretch>
-                  </pic:blipFill>
-                  <pic:spPr>
-                    <a:xfrm>
-                      <a:off x="0" y="0"/>
-                      <a:ext cx="5400040" cy="245745"/>
-                    </a:xfrm>
-                    <a:prstGeom prst="rect">
-                      <a:avLst/>
-                    </a:prstGeom>
-                  </pic:spPr>
-                </pic:pic>
-              </a:graphicData>
-            </a:graphic>
-          </wp:inline>
-        </w:drawing>
-      </w:r>
-    </w:p>
-    <w:p/>
-    <w:p>
-      <w:r>
-        <w:t xml:space="preserve">Y configuramos la segunda </w:t>
-      </w:r>
-      <w:proofErr w:type="spellStart"/>
-      <w:r>
-        <w:t>ip</w:t>
-      </w:r>
-      <w:proofErr w:type="spellEnd"/>
-      <w:r>
-        <w:t xml:space="preserve"> como estática.</w:t>
-      </w:r>
-    </w:p>
-    <w:p>
-      <w:pPr>
-        <w:jc w:val="center"/>
-      </w:pPr>
-      <w:r>
-        <w:drawing>
-          <wp:inline distT="0" distB="0" distL="0" distR="0" wp14:anchorId="43A7D67D" wp14:editId="18DC4431">
-            <wp:extent cx="3096057" cy="3315163"/>
-            <wp:effectExtent l="0" t="0" r="9525" b="0"/>
-            <wp:docPr id="1069589647" name="Imagen 1"/>
-            <wp:cNvGraphicFramePr>
-              <a:graphicFrameLocks xmlns:a="http://schemas.openxmlformats.org/drawingml/2006/main" noChangeAspect="1"/>
-            </wp:cNvGraphicFramePr>
-            <a:graphic xmlns:a="http://schemas.openxmlformats.org/drawingml/2006/main">
-              <a:graphicData uri="http://schemas.openxmlformats.org/drawingml/2006/picture">
-                <pic:pic xmlns:pic="http://schemas.openxmlformats.org/drawingml/2006/picture">
-                  <pic:nvPicPr>
-                    <pic:cNvPr id="1069589647" name=""/>
-                    <pic:cNvPicPr/>
-                  </pic:nvPicPr>
-                  <pic:blipFill>
-                    <a:blip r:embed="rId55"/>
-                    <a:stretch>
-                      <a:fillRect/>
-                    </a:stretch>
-                  </pic:blipFill>
-                  <pic:spPr>
-                    <a:xfrm>
-                      <a:off x="0" y="0"/>
-                      <a:ext cx="3096057" cy="3315163"/>
-                    </a:xfrm>
-                    <a:prstGeom prst="rect">
-                      <a:avLst/>
-                    </a:prstGeom>
-                  </pic:spPr>
-                </pic:pic>
-              </a:graphicData>
-            </a:graphic>
-          </wp:inline>
-        </w:drawing>
-      </w:r>
-      <w:r>
-        <w:br w:type="page"/>
-      </w:r>
-    </w:p>
-    <w:p>
       <w:pPr>
         <w:pStyle w:val="Ttulo1"/>
       </w:pPr>
+      <w:bookmarkStart w:id="13" w:name="_Toc229666914"/>
       <w:r>
         <w:lastRenderedPageBreak/>
         <w:t>COMPROBACIÓN EN EQUIPO CLIENTE.</w:t>
       </w:r>
+      <w:bookmarkEnd w:id="13"/>
     </w:p>
     <w:p/>
     <w:p>
@@ -4179,32 +4482,20 @@
         <w:t xml:space="preserve">Desde el terminal </w:t>
       </w:r>
       <w:r>
-        <w:t xml:space="preserve">del cliente ejecutamos el comando </w:t>
-      </w:r>
-      <w:proofErr w:type="spellStart"/>
-      <w:r>
-        <w:t>ssh</w:t>
-      </w:r>
-      <w:proofErr w:type="spellEnd"/>
-      <w:r>
-        <w:t xml:space="preserve"> </w:t>
-      </w:r>
-      <w:proofErr w:type="spellStart"/>
-      <w:r>
-        <w:t>usuario@ip_</w:t>
-      </w:r>
-      <w:proofErr w:type="gramStart"/>
-      <w:r>
-        <w:t>server</w:t>
-      </w:r>
-      <w:proofErr w:type="spellEnd"/>
-      <w:proofErr w:type="gramEnd"/>
+        <w:t xml:space="preserve">del cliente ejecutamos el comando ssh </w:t>
+      </w:r>
+      <w:r>
+        <w:t>usuario@ip_server</w:t>
+      </w:r>
     </w:p>
     <w:p>
       <w:pPr>
         <w:jc w:val="center"/>
       </w:pPr>
       <w:r>
+        <w:rPr>
+          <w:noProof/>
+        </w:rPr>
         <w:drawing>
           <wp:inline distT="0" distB="0" distL="0" distR="0" wp14:anchorId="7E4FCA6A" wp14:editId="56153E14">
             <wp:extent cx="3982006" cy="285790"/>
@@ -4247,28 +4538,18 @@
       <w:r>
         <w:t xml:space="preserve">Una vez dentro vamos a hacer </w:t>
       </w:r>
-      <w:proofErr w:type="spellStart"/>
-      <w:r>
-        <w:t>mysql</w:t>
-      </w:r>
-      <w:proofErr w:type="spellEnd"/>
-      <w:r>
-        <w:t xml:space="preserve"> -h IP_SERVIDOR -u USUARIO -p</w:t>
-      </w:r>
-      <w:r>
-        <w:t xml:space="preserve"> para conectarse al </w:t>
-      </w:r>
-      <w:proofErr w:type="spellStart"/>
-      <w:r>
-        <w:t>msql</w:t>
-      </w:r>
-      <w:proofErr w:type="spellEnd"/>
-      <w:r>
-        <w:t xml:space="preserve"> del servidor.</w:t>
-      </w:r>
-    </w:p>
-    <w:p>
-      <w:r>
+      <w:r>
+        <w:t>mysql -h IP_SERVIDOR -u USUARIO -p</w:t>
+      </w:r>
+      <w:r>
+        <w:t xml:space="preserve"> para conectarse al msql del servidor.</w:t>
+      </w:r>
+    </w:p>
+    <w:p>
+      <w:r>
+        <w:rPr>
+          <w:noProof/>
+        </w:rPr>
         <w:drawing>
           <wp:inline distT="0" distB="0" distL="0" distR="0" wp14:anchorId="2A7E093A" wp14:editId="24575408">
             <wp:extent cx="5400040" cy="329565"/>
@@ -4309,15 +4590,7 @@
     <w:p/>
     <w:p>
       <w:r>
-        <w:t xml:space="preserve">Si todo ha funcionado correctamente tendrá que estar en la minea de código con </w:t>
-      </w:r>
-      <w:proofErr w:type="spellStart"/>
-      <w:r>
-        <w:t>mysql</w:t>
-      </w:r>
-      <w:proofErr w:type="spellEnd"/>
-      <w:r>
-        <w:t xml:space="preserve">. </w:t>
+        <w:t xml:space="preserve">Si todo ha funcionado correctamente tendrá que estar en la minea de código con mysql. </w:t>
       </w:r>
     </w:p>
     <w:p>
@@ -4325,6 +4598,9 @@
         <w:jc w:val="center"/>
       </w:pPr>
       <w:r>
+        <w:rPr>
+          <w:noProof/>
+        </w:rPr>
         <w:drawing>
           <wp:inline distT="0" distB="0" distL="0" distR="0" wp14:anchorId="1AB63D5F" wp14:editId="5C5D1996">
             <wp:extent cx="914528" cy="304843"/>
@@ -4363,8 +4639,12 @@
       </w:r>
     </w:p>
     <w:sectPr>
-      <w:headerReference w:type="default" r:id="rId59"/>
-      <w:footerReference w:type="default" r:id="rId60"/>
+      <w:headerReference w:type="even" r:id="rId59"/>
+      <w:headerReference w:type="default" r:id="rId60"/>
+      <w:footerReference w:type="even" r:id="rId61"/>
+      <w:footerReference w:type="default" r:id="rId62"/>
+      <w:headerReference w:type="first" r:id="rId63"/>
+      <w:footerReference w:type="first" r:id="rId64"/>
       <w:pgSz w:w="11906" w:h="16838"/>
       <w:pgMar w:top="1417" w:right="1701" w:bottom="1417" w:left="1701" w:header="708" w:footer="708" w:gutter="0"/>
       <w:cols w:space="708"/>
@@ -4400,6 +4680,16 @@
 </file>
 
 <file path=word/footer1.xml><?xml version="1.0" encoding="utf-8"?>
+<w:ftr xmlns:wpc="http://schemas.microsoft.com/office/word/2010/wordprocessingCanvas" xmlns:cx="http://schemas.microsoft.com/office/drawing/2014/chartex" xmlns:cx1="http://schemas.microsoft.com/office/drawing/2015/9/8/chartex" xmlns:cx2="http://schemas.microsoft.com/office/drawing/2015/10/21/chartex" xmlns:cx3="http://schemas.microsoft.com/office/drawing/2016/5/9/chartex" xmlns:cx4="http://schemas.microsoft.com/office/drawing/2016/5/10/chartex" xmlns:cx5="http://schemas.microsoft.com/office/drawing/2016/5/11/chartex" xmlns:cx6="http://schemas.microsoft.com/office/drawing/2016/5/12/chartex" xmlns:cx7="http://schemas.microsoft.com/office/drawing/2016/5/13/chartex" xmlns:cx8="http://schemas.microsoft.com/office/drawing/2016/5/14/chartex" xmlns:mc="http://schemas.openxmlformats.org/markup-compatibility/2006" xmlns:aink="http://schemas.microsoft.com/office/drawing/2016/ink" xmlns:am3d="http://schemas.microsoft.com/office/drawing/2017/model3d" xmlns:o="urn:schemas-microsoft-com:office:office" xmlns:oel="http://schemas.microsoft.com/office/2019/extlst" xmlns:r="http://schemas.openxmlformats.org/officeDocument/2006/relationships" xmlns:m="http://schemas.openxmlformats.org/officeDocument/2006/math" xmlns:v="urn:schemas-microsoft-com:vml" xmlns:wp14="http://schemas.microsoft.com/office/word/2010/wordprocessingDrawing" xmlns:wp="http://schemas.openxmlformats.org/drawingml/2006/wordprocessingDrawing" xmlns:w10="urn:schemas-microsoft-com:office:word" xmlns:w="http://schemas.openxmlformats.org/wordprocessingml/2006/main" xmlns:w14="http://schemas.microsoft.com/office/word/2010/wordml" xmlns:w15="http://schemas.microsoft.com/office/word/2012/wordml" xmlns:w16cex="http://schemas.microsoft.com/office/word/2018/wordml/cex" xmlns:w16cid="http://schemas.microsoft.com/office/word/2016/wordml/cid" xmlns:w16="http://schemas.microsoft.com/office/word/2018/wordml" xmlns:w16du="http://schemas.microsoft.com/office/word/2023/wordml/word16du" xmlns:w16sdtdh="http://schemas.microsoft.com/office/word/2020/wordml/sdtdatahash" xmlns:w16sdtfl="http://schemas.microsoft.com/office/word/2024/wordml/sdtformatlock" xmlns:w16se="http://schemas.microsoft.com/office/word/2015/wordml/symex" xmlns:wpg="http://schemas.microsoft.com/office/word/2010/wordprocessingGroup" xmlns:wpi="http://schemas.microsoft.com/office/word/2010/wordprocessingInk" xmlns:wne="http://schemas.microsoft.com/office/word/2006/wordml" xmlns:wps="http://schemas.microsoft.com/office/word/2010/wordprocessingShape" mc:Ignorable="w14 w15 w16se w16cid w16 w16cex w16sdtdh w16sdtfl w16du wp14">
+  <w:p>
+    <w:pPr>
+      <w:pStyle w:val="Piedepgina"/>
+    </w:pPr>
+  </w:p>
+</w:ftr>
+</file>
+
+<file path=word/footer2.xml><?xml version="1.0" encoding="utf-8"?>
 <w:ftr xmlns:wpc="http://schemas.microsoft.com/office/word/2010/wordprocessingCanvas" xmlns:cx="http://schemas.microsoft.com/office/drawing/2014/chartex" xmlns:cx1="http://schemas.microsoft.com/office/drawing/2015/9/8/chartex" xmlns:cx2="http://schemas.microsoft.com/office/drawing/2015/10/21/chartex" xmlns:cx3="http://schemas.microsoft.com/office/drawing/2016/5/9/chartex" xmlns:cx4="http://schemas.microsoft.com/office/drawing/2016/5/10/chartex" xmlns:cx5="http://schemas.microsoft.com/office/drawing/2016/5/11/chartex" xmlns:cx6="http://schemas.microsoft.com/office/drawing/2016/5/12/chartex" xmlns:cx7="http://schemas.microsoft.com/office/drawing/2016/5/13/chartex" xmlns:cx8="http://schemas.microsoft.com/office/drawing/2016/5/14/chartex" xmlns:mc="http://schemas.openxmlformats.org/markup-compatibility/2006" xmlns:aink="http://schemas.microsoft.com/office/drawing/2016/ink" xmlns:am3d="http://schemas.microsoft.com/office/drawing/2017/model3d" xmlns:o="urn:schemas-microsoft-com:office:office" xmlns:oel="http://schemas.microsoft.com/office/2019/extlst" xmlns:r="http://schemas.openxmlformats.org/officeDocument/2006/relationships" xmlns:m="http://schemas.openxmlformats.org/officeDocument/2006/math" xmlns:v="urn:schemas-microsoft-com:vml" xmlns:wp14="http://schemas.microsoft.com/office/word/2010/wordprocessingDrawing" xmlns:wp="http://schemas.openxmlformats.org/drawingml/2006/wordprocessingDrawing" xmlns:w10="urn:schemas-microsoft-com:office:word" xmlns:w="http://schemas.openxmlformats.org/wordprocessingml/2006/main" xmlns:w14="http://schemas.microsoft.com/office/word/2010/wordml" xmlns:w15="http://schemas.microsoft.com/office/word/2012/wordml" xmlns:w16cex="http://schemas.microsoft.com/office/word/2018/wordml/cex" xmlns:w16cid="http://schemas.microsoft.com/office/word/2016/wordml/cid" xmlns:w16="http://schemas.microsoft.com/office/word/2018/wordml" xmlns:w16du="http://schemas.microsoft.com/office/word/2023/wordml/word16du" xmlns:w16sdtdh="http://schemas.microsoft.com/office/word/2020/wordml/sdtdatahash" xmlns:w16sdtfl="http://schemas.microsoft.com/office/word/2024/wordml/sdtformatlock" xmlns:w16se="http://schemas.microsoft.com/office/word/2015/wordml/symex" xmlns:wpg="http://schemas.microsoft.com/office/word/2010/wordprocessingGroup" xmlns:wpi="http://schemas.microsoft.com/office/word/2010/wordprocessingInk" xmlns:wne="http://schemas.microsoft.com/office/word/2006/wordml" xmlns:wps="http://schemas.microsoft.com/office/word/2010/wordprocessingShape" mc:Ignorable="w14 w15 w16se w16cid w16 w16cex w16sdtdh w16sdtfl w16du wp14">
   <w:p>
     <w:pPr>
@@ -4447,11 +4737,105 @@
     </w:r>
   </w:p>
   <w:p>
-    <w:pPr>
+    <w:r>
       <w:rPr>
         <w:sz w:val="28"/>
         <w:szCs w:val="28"/>
       </w:rPr>
+      <w:tab/>
+    </w:r>
+    <w:r>
+      <w:rPr>
+        <w:sz w:val="28"/>
+        <w:szCs w:val="28"/>
+      </w:rPr>
+      <w:tab/>
+    </w:r>
+    <w:r>
+      <w:rPr>
+        <w:sz w:val="28"/>
+        <w:szCs w:val="28"/>
+      </w:rPr>
+      <w:tab/>
+    </w:r>
+    <w:r>
+      <w:rPr>
+        <w:sz w:val="28"/>
+        <w:szCs w:val="28"/>
+      </w:rPr>
+      <w:tab/>
+    </w:r>
+    <w:r>
+      <w:rPr>
+        <w:sz w:val="28"/>
+        <w:szCs w:val="28"/>
+      </w:rPr>
+      <w:tab/>
+    </w:r>
+    <w:r>
+      <w:rPr>
+        <w:sz w:val="28"/>
+        <w:szCs w:val="28"/>
+      </w:rPr>
+      <w:tab/>
+    </w:r>
+    <w:r>
+      <w:rPr>
+        <w:sz w:val="28"/>
+        <w:szCs w:val="28"/>
+      </w:rPr>
+      <w:tab/>
+    </w:r>
+    <w:r>
+      <w:rPr>
+        <w:sz w:val="28"/>
+        <w:szCs w:val="28"/>
+      </w:rPr>
+      <w:tab/>
+    </w:r>
+    <w:r>
+      <w:rPr>
+        <w:sz w:val="28"/>
+        <w:szCs w:val="28"/>
+      </w:rPr>
+      <w:tab/>
+    </w:r>
+    <w:r>
+      <w:rPr>
+        <w:sz w:val="28"/>
+        <w:szCs w:val="28"/>
+      </w:rPr>
+      <w:tab/>
+    </w:r>
+    <w:hyperlink w:anchor="_INDICE" w:history="1">
+      <w:r>
+        <w:rPr>
+          <w:rStyle w:val="Hipervnculo"/>
+        </w:rPr>
+        <w:t>ÍNDI</w:t>
+      </w:r>
+      <w:r>
+        <w:rPr>
+          <w:rStyle w:val="Hipervnculo"/>
+        </w:rPr>
+        <w:t>C</w:t>
+      </w:r>
+      <w:r>
+        <w:rPr>
+          <w:rStyle w:val="Hipervnculo"/>
+        </w:rPr>
+        <w:t>E</w:t>
+      </w:r>
+    </w:hyperlink>
+  </w:p>
+</w:ftr>
+</file>
+
+<file path=word/footer3.xml><?xml version="1.0" encoding="utf-8"?>
+<w:ftr xmlns:wpc="http://schemas.microsoft.com/office/word/2010/wordprocessingCanvas" xmlns:cx="http://schemas.microsoft.com/office/drawing/2014/chartex" xmlns:cx1="http://schemas.microsoft.com/office/drawing/2015/9/8/chartex" xmlns:cx2="http://schemas.microsoft.com/office/drawing/2015/10/21/chartex" xmlns:cx3="http://schemas.microsoft.com/office/drawing/2016/5/9/chartex" xmlns:cx4="http://schemas.microsoft.com/office/drawing/2016/5/10/chartex" xmlns:cx5="http://schemas.microsoft.com/office/drawing/2016/5/11/chartex" xmlns:cx6="http://schemas.microsoft.com/office/drawing/2016/5/12/chartex" xmlns:cx7="http://schemas.microsoft.com/office/drawing/2016/5/13/chartex" xmlns:cx8="http://schemas.microsoft.com/office/drawing/2016/5/14/chartex" xmlns:mc="http://schemas.openxmlformats.org/markup-compatibility/2006" xmlns:aink="http://schemas.microsoft.com/office/drawing/2016/ink" xmlns:am3d="http://schemas.microsoft.com/office/drawing/2017/model3d" xmlns:o="urn:schemas-microsoft-com:office:office" xmlns:oel="http://schemas.microsoft.com/office/2019/extlst" xmlns:r="http://schemas.openxmlformats.org/officeDocument/2006/relationships" xmlns:m="http://schemas.openxmlformats.org/officeDocument/2006/math" xmlns:v="urn:schemas-microsoft-com:vml" xmlns:wp14="http://schemas.microsoft.com/office/word/2010/wordprocessingDrawing" xmlns:wp="http://schemas.openxmlformats.org/drawingml/2006/wordprocessingDrawing" xmlns:w10="urn:schemas-microsoft-com:office:word" xmlns:w="http://schemas.openxmlformats.org/wordprocessingml/2006/main" xmlns:w14="http://schemas.microsoft.com/office/word/2010/wordml" xmlns:w15="http://schemas.microsoft.com/office/word/2012/wordml" xmlns:w16cex="http://schemas.microsoft.com/office/word/2018/wordml/cex" xmlns:w16cid="http://schemas.microsoft.com/office/word/2016/wordml/cid" xmlns:w16="http://schemas.microsoft.com/office/word/2018/wordml" xmlns:w16du="http://schemas.microsoft.com/office/word/2023/wordml/word16du" xmlns:w16sdtdh="http://schemas.microsoft.com/office/word/2020/wordml/sdtdatahash" xmlns:w16sdtfl="http://schemas.microsoft.com/office/word/2024/wordml/sdtformatlock" xmlns:w16se="http://schemas.microsoft.com/office/word/2015/wordml/symex" xmlns:wpg="http://schemas.microsoft.com/office/word/2010/wordprocessingGroup" xmlns:wpi="http://schemas.microsoft.com/office/word/2010/wordprocessingInk" xmlns:wne="http://schemas.microsoft.com/office/word/2006/wordml" xmlns:wps="http://schemas.microsoft.com/office/word/2010/wordprocessingShape" mc:Ignorable="w14 w15 w16se w16cid w16 w16cex w16sdtdh w16sdtfl w16du wp14">
+  <w:p>
+    <w:pPr>
+      <w:pStyle w:val="Piedepgina"/>
     </w:pPr>
   </w:p>
 </w:ftr>
@@ -4483,6 +4867,16 @@
 </file>
 
 <file path=word/header1.xml><?xml version="1.0" encoding="utf-8"?>
+<w:hdr xmlns:wpc="http://schemas.microsoft.com/office/word/2010/wordprocessingCanvas" xmlns:cx="http://schemas.microsoft.com/office/drawing/2014/chartex" xmlns:cx1="http://schemas.microsoft.com/office/drawing/2015/9/8/chartex" xmlns:cx2="http://schemas.microsoft.com/office/drawing/2015/10/21/chartex" xmlns:cx3="http://schemas.microsoft.com/office/drawing/2016/5/9/chartex" xmlns:cx4="http://schemas.microsoft.com/office/drawing/2016/5/10/chartex" xmlns:cx5="http://schemas.microsoft.com/office/drawing/2016/5/11/chartex" xmlns:cx6="http://schemas.microsoft.com/office/drawing/2016/5/12/chartex" xmlns:cx7="http://schemas.microsoft.com/office/drawing/2016/5/13/chartex" xmlns:cx8="http://schemas.microsoft.com/office/drawing/2016/5/14/chartex" xmlns:mc="http://schemas.openxmlformats.org/markup-compatibility/2006" xmlns:aink="http://schemas.microsoft.com/office/drawing/2016/ink" xmlns:am3d="http://schemas.microsoft.com/office/drawing/2017/model3d" xmlns:o="urn:schemas-microsoft-com:office:office" xmlns:oel="http://schemas.microsoft.com/office/2019/extlst" xmlns:r="http://schemas.openxmlformats.org/officeDocument/2006/relationships" xmlns:m="http://schemas.openxmlformats.org/officeDocument/2006/math" xmlns:v="urn:schemas-microsoft-com:vml" xmlns:wp14="http://schemas.microsoft.com/office/word/2010/wordprocessingDrawing" xmlns:wp="http://schemas.openxmlformats.org/drawingml/2006/wordprocessingDrawing" xmlns:w10="urn:schemas-microsoft-com:office:word" xmlns:w="http://schemas.openxmlformats.org/wordprocessingml/2006/main" xmlns:w14="http://schemas.microsoft.com/office/word/2010/wordml" xmlns:w15="http://schemas.microsoft.com/office/word/2012/wordml" xmlns:w16cex="http://schemas.microsoft.com/office/word/2018/wordml/cex" xmlns:w16cid="http://schemas.microsoft.com/office/word/2016/wordml/cid" xmlns:w16="http://schemas.microsoft.com/office/word/2018/wordml" xmlns:w16du="http://schemas.microsoft.com/office/word/2023/wordml/word16du" xmlns:w16sdtdh="http://schemas.microsoft.com/office/word/2020/wordml/sdtdatahash" xmlns:w16sdtfl="http://schemas.microsoft.com/office/word/2024/wordml/sdtformatlock" xmlns:w16se="http://schemas.microsoft.com/office/word/2015/wordml/symex" xmlns:wpg="http://schemas.microsoft.com/office/word/2010/wordprocessingGroup" xmlns:wpi="http://schemas.microsoft.com/office/word/2010/wordprocessingInk" xmlns:wne="http://schemas.microsoft.com/office/word/2006/wordml" xmlns:wps="http://schemas.microsoft.com/office/word/2010/wordprocessingShape" mc:Ignorable="w14 w15 w16se w16cid w16 w16cex w16sdtdh w16sdtfl w16du wp14">
+  <w:p>
+    <w:pPr>
+      <w:pStyle w:val="Encabezado"/>
+    </w:pPr>
+  </w:p>
+</w:hdr>
+</file>
+
+<file path=word/header2.xml><?xml version="1.0" encoding="utf-8"?>
 <w:hdr xmlns:wpc="http://schemas.microsoft.com/office/word/2010/wordprocessingCanvas" xmlns:cx="http://schemas.microsoft.com/office/drawing/2014/chartex" xmlns:cx1="http://schemas.microsoft.com/office/drawing/2015/9/8/chartex" xmlns:cx2="http://schemas.microsoft.com/office/drawing/2015/10/21/chartex" xmlns:cx3="http://schemas.microsoft.com/office/drawing/2016/5/9/chartex" xmlns:cx4="http://schemas.microsoft.com/office/drawing/2016/5/10/chartex" xmlns:cx5="http://schemas.microsoft.com/office/drawing/2016/5/11/chartex" xmlns:cx6="http://schemas.microsoft.com/office/drawing/2016/5/12/chartex" xmlns:cx7="http://schemas.microsoft.com/office/drawing/2016/5/13/chartex" xmlns:cx8="http://schemas.microsoft.com/office/drawing/2016/5/14/chartex" xmlns:mc="http://schemas.openxmlformats.org/markup-compatibility/2006" xmlns:aink="http://schemas.microsoft.com/office/drawing/2016/ink" xmlns:am3d="http://schemas.microsoft.com/office/drawing/2017/model3d" xmlns:o="urn:schemas-microsoft-com:office:office" xmlns:oel="http://schemas.microsoft.com/office/2019/extlst" xmlns:r="http://schemas.openxmlformats.org/officeDocument/2006/relationships" xmlns:m="http://schemas.openxmlformats.org/officeDocument/2006/math" xmlns:v="urn:schemas-microsoft-com:vml" xmlns:wp14="http://schemas.microsoft.com/office/word/2010/wordprocessingDrawing" xmlns:wp="http://schemas.openxmlformats.org/drawingml/2006/wordprocessingDrawing" xmlns:w10="urn:schemas-microsoft-com:office:word" xmlns:w="http://schemas.openxmlformats.org/wordprocessingml/2006/main" xmlns:w14="http://schemas.microsoft.com/office/word/2010/wordml" xmlns:w15="http://schemas.microsoft.com/office/word/2012/wordml" xmlns:w16cex="http://schemas.microsoft.com/office/word/2018/wordml/cex" xmlns:w16cid="http://schemas.microsoft.com/office/word/2016/wordml/cid" xmlns:w16="http://schemas.microsoft.com/office/word/2018/wordml" xmlns:w16du="http://schemas.microsoft.com/office/word/2023/wordml/word16du" xmlns:w16sdtdh="http://schemas.microsoft.com/office/word/2020/wordml/sdtdatahash" xmlns:w16sdtfl="http://schemas.microsoft.com/office/word/2024/wordml/sdtformatlock" xmlns:w16se="http://schemas.microsoft.com/office/word/2015/wordml/symex" xmlns:wpg="http://schemas.microsoft.com/office/word/2010/wordprocessingGroup" xmlns:wpi="http://schemas.microsoft.com/office/word/2010/wordprocessingInk" xmlns:wne="http://schemas.microsoft.com/office/word/2006/wordml" xmlns:wps="http://schemas.microsoft.com/office/word/2010/wordprocessingShape" mc:Ignorable="w14 w15 w16se w16cid w16 w16cex w16sdtdh w16sdtfl w16du wp14">
   <w:p>
     <w:pPr>
@@ -4502,6 +4896,16 @@
     <w:r>
       <w:tab/>
     </w:r>
+  </w:p>
+</w:hdr>
+</file>
+
+<file path=word/header3.xml><?xml version="1.0" encoding="utf-8"?>
+<w:hdr xmlns:wpc="http://schemas.microsoft.com/office/word/2010/wordprocessingCanvas" xmlns:cx="http://schemas.microsoft.com/office/drawing/2014/chartex" xmlns:cx1="http://schemas.microsoft.com/office/drawing/2015/9/8/chartex" xmlns:cx2="http://schemas.microsoft.com/office/drawing/2015/10/21/chartex" xmlns:cx3="http://schemas.microsoft.com/office/drawing/2016/5/9/chartex" xmlns:cx4="http://schemas.microsoft.com/office/drawing/2016/5/10/chartex" xmlns:cx5="http://schemas.microsoft.com/office/drawing/2016/5/11/chartex" xmlns:cx6="http://schemas.microsoft.com/office/drawing/2016/5/12/chartex" xmlns:cx7="http://schemas.microsoft.com/office/drawing/2016/5/13/chartex" xmlns:cx8="http://schemas.microsoft.com/office/drawing/2016/5/14/chartex" xmlns:mc="http://schemas.openxmlformats.org/markup-compatibility/2006" xmlns:aink="http://schemas.microsoft.com/office/drawing/2016/ink" xmlns:am3d="http://schemas.microsoft.com/office/drawing/2017/model3d" xmlns:o="urn:schemas-microsoft-com:office:office" xmlns:oel="http://schemas.microsoft.com/office/2019/extlst" xmlns:r="http://schemas.openxmlformats.org/officeDocument/2006/relationships" xmlns:m="http://schemas.openxmlformats.org/officeDocument/2006/math" xmlns:v="urn:schemas-microsoft-com:vml" xmlns:wp14="http://schemas.microsoft.com/office/word/2010/wordprocessingDrawing" xmlns:wp="http://schemas.openxmlformats.org/drawingml/2006/wordprocessingDrawing" xmlns:w10="urn:schemas-microsoft-com:office:word" xmlns:w="http://schemas.openxmlformats.org/wordprocessingml/2006/main" xmlns:w14="http://schemas.microsoft.com/office/word/2010/wordml" xmlns:w15="http://schemas.microsoft.com/office/word/2012/wordml" xmlns:w16cex="http://schemas.microsoft.com/office/word/2018/wordml/cex" xmlns:w16cid="http://schemas.microsoft.com/office/word/2016/wordml/cid" xmlns:w16="http://schemas.microsoft.com/office/word/2018/wordml" xmlns:w16du="http://schemas.microsoft.com/office/word/2023/wordml/word16du" xmlns:w16sdtdh="http://schemas.microsoft.com/office/word/2020/wordml/sdtdatahash" xmlns:w16sdtfl="http://schemas.microsoft.com/office/word/2024/wordml/sdtformatlock" xmlns:w16se="http://schemas.microsoft.com/office/word/2015/wordml/symex" xmlns:wpg="http://schemas.microsoft.com/office/word/2010/wordprocessingGroup" xmlns:wpi="http://schemas.microsoft.com/office/word/2010/wordprocessingInk" xmlns:wne="http://schemas.microsoft.com/office/word/2006/wordml" xmlns:wps="http://schemas.microsoft.com/office/word/2010/wordprocessingShape" mc:Ignorable="w14 w15 w16se w16cid w16 w16cex w16sdtdh w16sdtfl w16du wp14">
+  <w:p>
+    <w:pPr>
+      <w:pStyle w:val="Encabezado"/>
+    </w:pPr>
   </w:p>
 </w:hdr>
 </file>
@@ -5600,6 +6004,30 @@
       <w:ind w:left="440"/>
     </w:pPr>
   </w:style>
+  <w:style w:type="character" w:styleId="Mencinsinresolver">
+    <w:name w:val="Unresolved Mention"/>
+    <w:basedOn w:val="Fuentedeprrafopredeter"/>
+    <w:uiPriority w:val="99"/>
+    <w:semiHidden/>
+    <w:unhideWhenUsed/>
+    <w:rsid w:val="00BF43CA"/>
+    <w:rPr>
+      <w:color w:val="605E5C"/>
+      <w:shd w:val="clear" w:color="auto" w:fill="E1DFDD"/>
+    </w:rPr>
+  </w:style>
+  <w:style w:type="character" w:styleId="Hipervnculovisitado">
+    <w:name w:val="FollowedHyperlink"/>
+    <w:basedOn w:val="Fuentedeprrafopredeter"/>
+    <w:uiPriority w:val="99"/>
+    <w:semiHidden/>
+    <w:unhideWhenUsed/>
+    <w:rsid w:val="00BF43CA"/>
+    <w:rPr>
+      <w:color w:val="96607D" w:themeColor="followedHyperlink"/>
+      <w:u w:val="single"/>
+    </w:rPr>
+  </w:style>
 </w:styles>
 </file>
 
@@ -5919,10 +6347,6 @@
 </file>
 
 <file path=customXml/item1.xml><?xml version="1.0" encoding="utf-8"?>
-<b:Sources xmlns:b="http://schemas.openxmlformats.org/officeDocument/2006/bibliography" xmlns="http://schemas.openxmlformats.org/officeDocument/2006/bibliography" SelectedStyle="\APASixthEditionOfficeOnline.xsl" StyleName="APA" Version="6"/>
-</file>
-
-<file path=customXml/item2.xml><?xml version="1.0" encoding="utf-8"?>
 <ct:contentTypeSchema xmlns:ct="http://schemas.microsoft.com/office/2006/metadata/contentType" xmlns:ma="http://schemas.microsoft.com/office/2006/metadata/properties/metaAttributes" ct:_="" ma:_="" ma:contentTypeName="Documento" ma:contentTypeID="0x01010032C3D7FCBDDC4B46A9198E2EDF87E71C" ma:contentTypeVersion="14" ma:contentTypeDescription="Crear nuevo documento." ma:contentTypeScope="" ma:versionID="06a19a54fca7b15006f49e40164762d9">
   <xsd:schema xmlns:xsd="http://www.w3.org/2001/XMLSchema" xmlns:xs="http://www.w3.org/2001/XMLSchema" xmlns:p="http://schemas.microsoft.com/office/2006/metadata/properties" xmlns:ns3="fb8936f9-abb2-4862-8761-94e94558d7db" xmlns:ns4="379de17a-7a34-4af6-ac21-d1e293c47bc1" targetNamespace="http://schemas.microsoft.com/office/2006/metadata/properties" ma:root="true" ma:fieldsID="273f272ac0cf7b6a57bbeda3a857e133" ns3:_="" ns4:_="">
     <xsd:import namespace="fb8936f9-abb2-4862-8761-94e94558d7db"/>
@@ -6149,13 +6573,17 @@
 </ct:contentTypeSchema>
 </file>
 
-<file path=customXml/item3.xml><?xml version="1.0" encoding="utf-8"?>
+<file path=customXml/item2.xml><?xml version="1.0" encoding="utf-8"?>
 <?mso-contentType ?>
 <FormTemplates xmlns="http://schemas.microsoft.com/sharepoint/v3/contenttype/forms">
   <Display>DocumentLibraryForm</Display>
   <Edit>DocumentLibraryForm</Edit>
   <New>DocumentLibraryForm</New>
 </FormTemplates>
+</file>
+
+<file path=customXml/item3.xml><?xml version="1.0" encoding="utf-8"?>
+<b:Sources xmlns:b="http://schemas.openxmlformats.org/officeDocument/2006/bibliography" xmlns="http://schemas.openxmlformats.org/officeDocument/2006/bibliography" SelectedStyle="\APASixthEditionOfficeOnline.xsl" StyleName="APA" Version="6"/>
 </file>
 
 <file path=customXml/item4.xml><?xml version="1.0" encoding="utf-8"?>
@@ -6167,14 +6595,6 @@
 </file>
 
 <file path=customXml/itemProps1.xml><?xml version="1.0" encoding="utf-8"?>
-<ds:datastoreItem xmlns:ds="http://schemas.openxmlformats.org/officeDocument/2006/customXml" ds:itemID="{4120F022-9B5B-4EE6-B3FD-6FACDF051ACC}">
-  <ds:schemaRefs>
-    <ds:schemaRef ds:uri="http://schemas.openxmlformats.org/officeDocument/2006/bibliography"/>
-  </ds:schemaRefs>
-</ds:datastoreItem>
-</file>
-
-<file path=customXml/itemProps2.xml><?xml version="1.0" encoding="utf-8"?>
 <ds:datastoreItem xmlns:ds="http://schemas.openxmlformats.org/officeDocument/2006/customXml" ds:itemID="{68E6A9CC-C733-4EC3-8FCE-426DBE95C936}">
   <ds:schemaRefs>
     <ds:schemaRef ds:uri="http://schemas.microsoft.com/office/2006/metadata/contentType"/>
@@ -6193,10 +6613,18 @@
 </ds:datastoreItem>
 </file>
 
-<file path=customXml/itemProps3.xml><?xml version="1.0" encoding="utf-8"?>
+<file path=customXml/itemProps2.xml><?xml version="1.0" encoding="utf-8"?>
 <ds:datastoreItem xmlns:ds="http://schemas.openxmlformats.org/officeDocument/2006/customXml" ds:itemID="{4A49A9BB-AE5F-4A8E-8ED0-CB7B494E79A6}">
   <ds:schemaRefs>
     <ds:schemaRef ds:uri="http://schemas.microsoft.com/sharepoint/v3/contenttype/forms"/>
+  </ds:schemaRefs>
+</ds:datastoreItem>
+</file>
+
+<file path=customXml/itemProps3.xml><?xml version="1.0" encoding="utf-8"?>
+<ds:datastoreItem xmlns:ds="http://schemas.openxmlformats.org/officeDocument/2006/customXml" ds:itemID="{4120F022-9B5B-4EE6-B3FD-6FACDF051ACC}">
+  <ds:schemaRefs>
+    <ds:schemaRef ds:uri="http://schemas.openxmlformats.org/officeDocument/2006/bibliography"/>
   </ds:schemaRefs>
 </ds:datastoreItem>
 </file>
